--- a/lessons/5-3/downloads/5-3-notes-teacher.docx
+++ b/lessons/5-3/downloads/5-3-notes-teacher.docx
@@ -1484,6 +1484,314 @@
         </w:tc>
       </w:tr>
     </w:tbl>
+    <w:tbl>
+      <w:tblPr>
+        <w:tblW w:type="pct" w:w="100%"/>
+        <w:tblBorders>
+          <w:top w:val="none" w:color="FFFFFF" w:sz="0"/>
+          <w:left w:val="none" w:color="FFFFFF" w:sz="0"/>
+          <w:bottom w:val="single" w:color="C7D2DD" w:sz="4"/>
+          <w:right w:val="none" w:color="FFFFFF" w:sz="0"/>
+          <w:insideH w:val="none" w:color="FFFFFF" w:sz="0"/>
+          <w:insideV w:val="none" w:color="FFFFFF" w:sz="0"/>
+        </w:tblBorders>
+      </w:tblPr>
+      <w:tblGrid>
+        <w:gridCol w:w="1800"/>
+        <w:gridCol w:w="7560"/>
+      </w:tblGrid>
+      <w:tr>
+        <w:trPr>
+          <w:cantSplit/>
+        </w:trPr>
+        <w:tc>
+          <w:tcPr>
+            <w:tcW w:type="dxa" w:w="1800"/>
+            <w:tcMar>
+              <w:top w:type="dxa" w:w="100"/>
+              <w:left w:type="dxa" w:w="40"/>
+              <w:bottom w:type="dxa" w:w="100"/>
+              <w:right w:type="dxa" w:w="120"/>
+            </w:tcMar>
+            <w:vAlign w:val="center"/>
+          </w:tcPr>
+          <w:p>
+            <w:pPr>
+              <w:spacing w:after="0"/>
+              <w:jc w:val="center"/>
+            </w:pPr>
+            <w:r>
+              <w:drawing>
+                <wp:inline distT="0" distB="0" distL="0" distR="0">
+                  <wp:extent cx="1047750" cy="790575"/>
+                  <wp:effectExtent t="0" r="0" b="0" l="0"/>
+                  <wp:docPr id="1" name="" descr="" title=""/>
+                  <wp:cNvGraphicFramePr>
+                    <a:graphicFrameLocks xmlns:a="http://schemas.openxmlformats.org/drawingml/2006/main" noChangeAspect="1"/>
+                  </wp:cNvGraphicFramePr>
+                  <a:graphic xmlns:a="http://schemas.openxmlformats.org/drawingml/2006/main">
+                    <a:graphicData uri="http://schemas.openxmlformats.org/drawingml/2006/picture">
+                      <pic:pic xmlns:pic="http://schemas.openxmlformats.org/drawingml/2006/picture">
+                        <pic:nvPicPr>
+                          <pic:cNvPr id="0" name="" descr=""/>
+                          <pic:cNvPicPr>
+                            <a:picLocks noChangeAspect="1" noChangeArrowheads="1"/>
+                          </pic:cNvPicPr>
+                        </pic:nvPicPr>
+                        <pic:blipFill>
+                          <a:blip r:embed="rId17" cstate="none"/>
+                          <a:srcRect/>
+                          <a:stretch>
+                            <a:fillRect/>
+                          </a:stretch>
+                        </pic:blipFill>
+                        <pic:spPr bwMode="auto">
+                          <a:xfrm>
+                            <a:off x="0" y="0"/>
+                            <a:ext cx="1047750" cy="790575"/>
+                          </a:xfrm>
+                          <a:prstGeom prst="rect">
+                            <a:avLst/>
+                          </a:prstGeom>
+                        </pic:spPr>
+                      </pic:pic>
+                    </a:graphicData>
+                  </a:graphic>
+                </wp:inline>
+              </w:drawing>
+            </w:r>
+          </w:p>
+        </w:tc>
+        <w:tc>
+          <w:tcPr>
+            <w:tcW w:type="dxa" w:w="7560"/>
+            <w:tcMar>
+              <w:top w:type="dxa" w:w="100"/>
+              <w:left w:type="dxa" w:w="40"/>
+              <w:bottom w:type="dxa" w:w="100"/>
+              <w:right w:type="dxa" w:w="40"/>
+            </w:tcMar>
+            <w:vAlign w:val="center"/>
+          </w:tcPr>
+          <w:p>
+            <w:pPr>
+              <w:spacing w:after="50"/>
+            </w:pPr>
+            <w:r>
+              <w:rPr>
+                <w:b/>
+                <w:bCs/>
+                <w:color w:val="12355B"/>
+                <w:sz w:val="24"/>
+                <w:szCs w:val="24"/>
+              </w:rPr>
+              <w:t xml:space="preserve">Decompose</w:t>
+            </w:r>
+            <w:r>
+              <w:rPr>
+                <w:i/>
+                <w:iCs/>
+                <w:color w:val="5F6F80"/>
+                <w:sz w:val="19"/>
+                <w:szCs w:val="19"/>
+              </w:rPr>
+              <w:t xml:space="preserve">   Descomponer</w:t>
+            </w:r>
+          </w:p>
+          <w:p>
+            <w:pPr>
+              <w:spacing w:after="40"/>
+            </w:pPr>
+            <w:r>
+              <w:rPr>
+                <w:sz w:val="21"/>
+                <w:szCs w:val="21"/>
+              </w:rPr>
+              <w:t xml:space="preserve">Break a figure into simpler shapes.</w:t>
+            </w:r>
+          </w:p>
+          <w:p>
+            <w:pPr>
+              <w:spacing w:after="0"/>
+            </w:pPr>
+            <w:r>
+              <w:rPr>
+                <w:b/>
+                <w:bCs/>
+                <w:color w:val="1FA6A2"/>
+                <w:sz w:val="18"/>
+                <w:szCs w:val="18"/>
+              </w:rPr>
+              <w:t xml:space="preserve">Example:  </w:t>
+            </w:r>
+            <w:r>
+              <w:rPr>
+                <w:i/>
+                <w:iCs/>
+                <w:color w:val="5F6F80"/>
+                <w:sz w:val="18"/>
+                <w:szCs w:val="18"/>
+              </w:rPr>
+              <w:t xml:space="preserve">A trapezoid = a rectangle + 2 triangles.</w:t>
+            </w:r>
+          </w:p>
+        </w:tc>
+      </w:tr>
+    </w:tbl>
+    <w:tbl>
+      <w:tblPr>
+        <w:tblW w:type="pct" w:w="100%"/>
+        <w:tblBorders>
+          <w:top w:val="none" w:color="FFFFFF" w:sz="0"/>
+          <w:left w:val="none" w:color="FFFFFF" w:sz="0"/>
+          <w:bottom w:val="single" w:color="C7D2DD" w:sz="4"/>
+          <w:right w:val="none" w:color="FFFFFF" w:sz="0"/>
+          <w:insideH w:val="none" w:color="FFFFFF" w:sz="0"/>
+          <w:insideV w:val="none" w:color="FFFFFF" w:sz="0"/>
+        </w:tblBorders>
+      </w:tblPr>
+      <w:tblGrid>
+        <w:gridCol w:w="1800"/>
+        <w:gridCol w:w="7560"/>
+      </w:tblGrid>
+      <w:tr>
+        <w:trPr>
+          <w:cantSplit/>
+        </w:trPr>
+        <w:tc>
+          <w:tcPr>
+            <w:tcW w:type="dxa" w:w="1800"/>
+            <w:tcMar>
+              <w:top w:type="dxa" w:w="100"/>
+              <w:left w:type="dxa" w:w="40"/>
+              <w:bottom w:type="dxa" w:w="100"/>
+              <w:right w:type="dxa" w:w="120"/>
+            </w:tcMar>
+            <w:vAlign w:val="center"/>
+          </w:tcPr>
+          <w:p>
+            <w:pPr>
+              <w:spacing w:after="0"/>
+              <w:jc w:val="center"/>
+            </w:pPr>
+            <w:r>
+              <w:drawing>
+                <wp:inline distT="0" distB="0" distL="0" distR="0">
+                  <wp:extent cx="1047750" cy="790575"/>
+                  <wp:effectExtent t="0" r="0" b="0" l="0"/>
+                  <wp:docPr id="1" name="" descr="" title=""/>
+                  <wp:cNvGraphicFramePr>
+                    <a:graphicFrameLocks xmlns:a="http://schemas.openxmlformats.org/drawingml/2006/main" noChangeAspect="1"/>
+                  </wp:cNvGraphicFramePr>
+                  <a:graphic xmlns:a="http://schemas.openxmlformats.org/drawingml/2006/main">
+                    <a:graphicData uri="http://schemas.openxmlformats.org/drawingml/2006/picture">
+                      <pic:pic xmlns:pic="http://schemas.openxmlformats.org/drawingml/2006/picture">
+                        <pic:nvPicPr>
+                          <pic:cNvPr id="0" name="" descr=""/>
+                          <pic:cNvPicPr>
+                            <a:picLocks noChangeAspect="1" noChangeArrowheads="1"/>
+                          </pic:cNvPicPr>
+                        </pic:nvPicPr>
+                        <pic:blipFill>
+                          <a:blip r:embed="rId10" cstate="none"/>
+                          <a:srcRect/>
+                          <a:stretch>
+                            <a:fillRect/>
+                          </a:stretch>
+                        </pic:blipFill>
+                        <pic:spPr bwMode="auto">
+                          <a:xfrm>
+                            <a:off x="0" y="0"/>
+                            <a:ext cx="1047750" cy="790575"/>
+                          </a:xfrm>
+                          <a:prstGeom prst="rect">
+                            <a:avLst/>
+                          </a:prstGeom>
+                        </pic:spPr>
+                      </pic:pic>
+                    </a:graphicData>
+                  </a:graphic>
+                </wp:inline>
+              </w:drawing>
+            </w:r>
+          </w:p>
+        </w:tc>
+        <w:tc>
+          <w:tcPr>
+            <w:tcW w:type="dxa" w:w="7560"/>
+            <w:tcMar>
+              <w:top w:type="dxa" w:w="100"/>
+              <w:left w:type="dxa" w:w="40"/>
+              <w:bottom w:type="dxa" w:w="100"/>
+              <w:right w:type="dxa" w:w="40"/>
+            </w:tcMar>
+            <w:vAlign w:val="center"/>
+          </w:tcPr>
+          <w:p>
+            <w:pPr>
+              <w:spacing w:after="50"/>
+            </w:pPr>
+            <w:r>
+              <w:rPr>
+                <w:b/>
+                <w:bCs/>
+                <w:color w:val="12355B"/>
+                <w:sz w:val="24"/>
+                <w:szCs w:val="24"/>
+              </w:rPr>
+              <w:t xml:space="preserve">Right trapezoid</w:t>
+            </w:r>
+            <w:r>
+              <w:rPr>
+                <w:i/>
+                <w:iCs/>
+                <w:color w:val="5F6F80"/>
+                <w:sz w:val="19"/>
+                <w:szCs w:val="19"/>
+              </w:rPr>
+              <w:t xml:space="preserve">   Trapecio rectángulo</w:t>
+            </w:r>
+          </w:p>
+          <w:p>
+            <w:pPr>
+              <w:spacing w:after="40"/>
+            </w:pPr>
+            <w:r>
+              <w:rPr>
+                <w:sz w:val="21"/>
+                <w:szCs w:val="21"/>
+              </w:rPr>
+              <w:t xml:space="preserve">A trapezoid with two square corners.</w:t>
+            </w:r>
+          </w:p>
+          <w:p>
+            <w:pPr>
+              <w:spacing w:after="0"/>
+            </w:pPr>
+            <w:r>
+              <w:rPr>
+                <w:b/>
+                <w:bCs/>
+                <w:color w:val="1FA6A2"/>
+                <w:sz w:val="18"/>
+                <w:szCs w:val="18"/>
+              </w:rPr>
+              <w:t xml:space="preserve">Example:  </w:t>
+            </w:r>
+            <w:r>
+              <w:rPr>
+                <w:i/>
+                <w:iCs/>
+                <w:color w:val="5F6F80"/>
+                <w:sz w:val="18"/>
+                <w:szCs w:val="18"/>
+              </w:rPr>
+              <w:t xml:space="preserve">One side stands straight up from the base.</w:t>
+            </w:r>
+          </w:p>
+        </w:tc>
+      </w:tr>
+    </w:tbl>
     <w:p>
       <w:pPr>
         <w:pStyle w:val="Heading1"/>
@@ -1572,7 +1880,7 @@
                 <w:sz w:val="21"/>
                 <w:szCs w:val="21"/>
               </w:rPr>
-              <w:t xml:space="preserve">Area of Trapezoids      •      Trapezoid      •      Parallel      •      Base 1 (b1)      •      Base 2 (b2)      •      Height      •      Perpendicular      •      Area</w:t>
+              <w:t xml:space="preserve">Area of Trapezoids      •      Trapezoid      •      Parallel      •      Base 1 (b1)      •      Base 2 (b2)      •      Height      •      Perpendicular      •      Area      •      Decompose      •      Right trapezoid</w:t>
             </w:r>
           </w:p>
         </w:tc>
@@ -1866,6 +2174,80 @@
           <w:szCs w:val="22"/>
         </w:rPr>
         <w:t xml:space="preserve">The amount of flat space inside the trapezoid is its </w:t>
+      </w:r>
+      <w:r>
+        <w:rPr>
+          <w:sz w:val="22"/>
+          <w:szCs w:val="22"/>
+        </w:rPr>
+        <w:t xml:space="preserve">________________</w:t>
+      </w:r>
+      <w:r>
+        <w:rPr>
+          <w:sz w:val="22"/>
+          <w:szCs w:val="22"/>
+        </w:rPr>
+        <w:t xml:space="preserve">.</w:t>
+      </w:r>
+    </w:p>
+    <w:p>
+      <w:pPr>
+        <w:keepLines/>
+        <w:spacing w:after="260" w:before="200"/>
+      </w:pPr>
+      <w:r>
+        <w:rPr>
+          <w:b/>
+          <w:bCs/>
+          <w:color w:val="12355B"/>
+          <w:sz w:val="22"/>
+          <w:szCs w:val="22"/>
+        </w:rPr>
+        <w:t xml:space="preserve">9.  </w:t>
+      </w:r>
+      <w:r>
+        <w:rPr>
+          <w:sz w:val="22"/>
+          <w:szCs w:val="22"/>
+        </w:rPr>
+        <w:t xml:space="preserve">Breaking a figure into simpler shapes is called </w:t>
+      </w:r>
+      <w:r>
+        <w:rPr>
+          <w:sz w:val="22"/>
+          <w:szCs w:val="22"/>
+        </w:rPr>
+        <w:t xml:space="preserve">________________</w:t>
+      </w:r>
+      <w:r>
+        <w:rPr>
+          <w:sz w:val="22"/>
+          <w:szCs w:val="22"/>
+        </w:rPr>
+        <w:t xml:space="preserve">.</w:t>
+      </w:r>
+    </w:p>
+    <w:p>
+      <w:pPr>
+        <w:keepLines/>
+        <w:spacing w:after="260" w:before="200"/>
+      </w:pPr>
+      <w:r>
+        <w:rPr>
+          <w:b/>
+          <w:bCs/>
+          <w:color w:val="12355B"/>
+          <w:sz w:val="22"/>
+          <w:szCs w:val="22"/>
+        </w:rPr>
+        <w:t xml:space="preserve">10.  </w:t>
+      </w:r>
+      <w:r>
+        <w:rPr>
+          <w:sz w:val="22"/>
+          <w:szCs w:val="22"/>
+        </w:rPr>
+        <w:t xml:space="preserve">A trapezoid with two square corners is a </w:t>
       </w:r>
       <w:r>
         <w:rPr>
@@ -2949,7 +3331,7 @@
           <w:sz w:val="20"/>
           <w:szCs w:val="20"/>
         </w:rPr>
-        <w:t xml:space="preserve">A)  32 sq cm</w:t>
+        <w:t xml:space="preserve">A)  24 sq cm</w:t>
       </w:r>
     </w:p>
     <w:p>
@@ -2962,7 +3344,7 @@
           <w:sz w:val="20"/>
           <w:szCs w:val="20"/>
         </w:rPr>
-        <w:t xml:space="preserve">B)  64 sq cm</w:t>
+        <w:t xml:space="preserve">B)  32 sq cm</w:t>
       </w:r>
     </w:p>
     <w:p>
@@ -2975,7 +3357,7 @@
           <w:sz w:val="20"/>
           <w:szCs w:val="20"/>
         </w:rPr>
-        <w:t xml:space="preserve">C)  24 sq cm</w:t>
+        <w:t xml:space="preserve">C)  40 sq cm</w:t>
       </w:r>
     </w:p>
     <w:p>
@@ -2988,7 +3370,7 @@
           <w:sz w:val="20"/>
           <w:szCs w:val="20"/>
         </w:rPr>
-        <w:t xml:space="preserve">D)  40 sq cm</w:t>
+        <w:t xml:space="preserve">D)  64 sq cm</w:t>
       </w:r>
     </w:p>
     <w:p>
@@ -3034,7 +3416,7 @@
           <w:sz w:val="21"/>
           <w:szCs w:val="21"/>
         </w:rPr>
-        <w:t xml:space="preserve">A. 32 sq cm</w:t>
+        <w:t xml:space="preserve">B. 32 sq cm</w:t>
       </w:r>
     </w:p>
     <w:p>
@@ -3117,7 +3499,7 @@
           <w:sz w:val="20"/>
           <w:szCs w:val="20"/>
         </w:rPr>
-        <w:t xml:space="preserve">A)  5 ft</w:t>
+        <w:t xml:space="preserve">A)  3 ft</w:t>
       </w:r>
     </w:p>
     <w:p>
@@ -3130,7 +3512,7 @@
           <w:sz w:val="20"/>
           <w:szCs w:val="20"/>
         </w:rPr>
-        <w:t xml:space="preserve">B)  9 ft</w:t>
+        <w:t xml:space="preserve">B)  5 ft</w:t>
       </w:r>
     </w:p>
     <w:p>
@@ -3143,7 +3525,7 @@
           <w:sz w:val="20"/>
           <w:szCs w:val="20"/>
         </w:rPr>
-        <w:t xml:space="preserve">C)  3 ft</w:t>
+        <w:t xml:space="preserve">C)  9 ft</w:t>
       </w:r>
     </w:p>
     <w:p>
@@ -3886,7 +4268,7 @@
           <w:sz w:val="20"/>
           <w:szCs w:val="20"/>
         </w:rPr>
-        <w:t xml:space="preserve">A)  Add the two bases together</w:t>
+        <w:t xml:space="preserve">A)  Multiply the two bases</w:t>
       </w:r>
     </w:p>
     <w:p>
@@ -3899,7 +4281,7 @@
           <w:sz w:val="20"/>
           <w:szCs w:val="20"/>
         </w:rPr>
-        <w:t xml:space="preserve">B)  Multiply the two bases</w:t>
+        <w:t xml:space="preserve">B)  Subtract the shorter base from the longer base</w:t>
       </w:r>
     </w:p>
     <w:p>
@@ -3912,7 +4294,7 @@
           <w:sz w:val="20"/>
           <w:szCs w:val="20"/>
         </w:rPr>
-        <w:t xml:space="preserve">C)  Subtract the shorter base from the longer base</w:t>
+        <w:t xml:space="preserve">C)  Add the two bases together</w:t>
       </w:r>
     </w:p>
     <w:p>
@@ -4016,7 +4398,7 @@
           <w:sz w:val="20"/>
           <w:szCs w:val="20"/>
         </w:rPr>
-        <w:t xml:space="preserve">A)  42 sq in</w:t>
+        <w:t xml:space="preserve">A)  27 sq in</w:t>
       </w:r>
     </w:p>
     <w:p>
@@ -4029,7 +4411,7 @@
           <w:sz w:val="20"/>
           <w:szCs w:val="20"/>
         </w:rPr>
-        <w:t xml:space="preserve">B)  84 sq in</w:t>
+        <w:t xml:space="preserve">B)  30 sq in</w:t>
       </w:r>
     </w:p>
     <w:p>
@@ -4042,7 +4424,7 @@
           <w:sz w:val="20"/>
           <w:szCs w:val="20"/>
         </w:rPr>
-        <w:t xml:space="preserve">C)  27 sq in</w:t>
+        <w:t xml:space="preserve">C)  42 sq in</w:t>
       </w:r>
     </w:p>
     <w:p>
@@ -4055,7 +4437,7 @@
           <w:sz w:val="20"/>
           <w:szCs w:val="20"/>
         </w:rPr>
-        <w:t xml:space="preserve">D)  30 sq in</w:t>
+        <w:t xml:space="preserve">D)  84 sq in</w:t>
       </w:r>
     </w:p>
     <w:p>
@@ -4179,7 +4561,7 @@
           <w:sz w:val="21"/>
           <w:szCs w:val="21"/>
         </w:rPr>
-        <w:t xml:space="preserve">A)  42 sq in</w:t>
+        <w:t xml:space="preserve">A)  27 sq in</w:t>
       </w:r>
     </w:p>
     <w:p>
@@ -4192,7 +4574,7 @@
           <w:sz w:val="21"/>
           <w:szCs w:val="21"/>
         </w:rPr>
-        <w:t xml:space="preserve">B)  84 sq in</w:t>
+        <w:t xml:space="preserve">B)  42 sq in</w:t>
       </w:r>
     </w:p>
     <w:p>
@@ -4205,7 +4587,7 @@
           <w:sz w:val="21"/>
           <w:szCs w:val="21"/>
         </w:rPr>
-        <w:t xml:space="preserve">C)  27 sq in</w:t>
+        <w:t xml:space="preserve">C)  42 in</w:t>
       </w:r>
     </w:p>
     <w:p>
@@ -4218,7 +4600,7 @@
           <w:sz w:val="21"/>
           <w:szCs w:val="21"/>
         </w:rPr>
-        <w:t xml:space="preserve">D)  42 in</w:t>
+        <w:t xml:space="preserve">D)  84 sq in</w:t>
       </w:r>
     </w:p>
     <w:p>
@@ -4452,6 +4834,48 @@
     </w:p>
     <w:p>
       <w:pPr>
+        <w:spacing w:after="80"/>
+      </w:pPr>
+      <w:r>
+        <w:rPr>
+          <w:b/>
+          <w:bCs/>
+          <w:sz w:val="21"/>
+          <w:szCs w:val="21"/>
+        </w:rPr>
+        <w:t xml:space="preserve">Notes 9:  </w:t>
+      </w:r>
+      <w:r>
+        <w:rPr>
+          <w:sz w:val="21"/>
+          <w:szCs w:val="21"/>
+        </w:rPr>
+        <w:t xml:space="preserve">Decompose</w:t>
+      </w:r>
+    </w:p>
+    <w:p>
+      <w:pPr>
+        <w:spacing w:after="80"/>
+      </w:pPr>
+      <w:r>
+        <w:rPr>
+          <w:b/>
+          <w:bCs/>
+          <w:sz w:val="21"/>
+          <w:szCs w:val="21"/>
+        </w:rPr>
+        <w:t xml:space="preserve">Notes 10:  </w:t>
+      </w:r>
+      <w:r>
+        <w:rPr>
+          <w:sz w:val="21"/>
+          <w:szCs w:val="21"/>
+        </w:rPr>
+        <w:t xml:space="preserve">Right trapezoid</w:t>
+      </w:r>
+    </w:p>
+    <w:p>
+      <w:pPr>
         <w:pStyle w:val="Heading2"/>
         <w:spacing w:after="80" w:before="180"/>
       </w:pPr>
@@ -4484,7 +4908,7 @@
           <w:sz w:val="21"/>
           <w:szCs w:val="21"/>
         </w:rPr>
-        <w:t xml:space="preserve">A. 32 sq cm</w:t>
+        <w:t xml:space="preserve">B. 32 sq cm</w:t>
       </w:r>
     </w:p>
     <w:p>
@@ -4505,7 +4929,7 @@
           <w:sz w:val="21"/>
           <w:szCs w:val="21"/>
         </w:rPr>
-        <w:t xml:space="preserve">A. 5 ft</w:t>
+        <w:t xml:space="preserve">B. 5 ft</w:t>
       </w:r>
     </w:p>
     <w:p>
@@ -4583,7 +5007,7 @@
           <w:sz w:val="21"/>
           <w:szCs w:val="21"/>
         </w:rPr>
-        <w:t xml:space="preserve">A)  Add the two bases together</w:t>
+        <w:t xml:space="preserve">C)  Add the two bases together</w:t>
       </w:r>
       <w:r>
         <w:rPr>
@@ -4614,7 +5038,7 @@
           <w:sz w:val="21"/>
           <w:szCs w:val="21"/>
         </w:rPr>
-        <w:t xml:space="preserve">A)  42 sq in</w:t>
+        <w:t xml:space="preserve">C)  42 sq in</w:t>
       </w:r>
       <w:r>
         <w:rPr>
@@ -4652,7 +5076,7 @@
           <w:sz w:val="21"/>
           <w:szCs w:val="21"/>
         </w:rPr>
-        <w:t xml:space="preserve">A)  42 sq in</w:t>
+        <w:t xml:space="preserve">B)  42 sq in</w:t>
       </w:r>
       <w:r>
         <w:rPr>

--- a/lessons/5-3/downloads/5-3-notes-teacher.docx
+++ b/lessons/5-3/downloads/5-3-notes-teacher.docx
@@ -249,49 +249,269 @@
           <w:sz w:val="19"/>
           <w:szCs w:val="19"/>
         </w:rPr>
-        <w:t xml:space="preserve">Look at the picture, read the word, then read what it means.</w:t>
+        <w:t xml:space="preserve">Review each concept term, definition, non-example, and visual clue.</w:t>
       </w:r>
     </w:p>
     <w:tbl>
       <w:tblPr>
-        <w:tblW w:type="pct" w:w="100%"/>
+        <w:tblW w:type="dxa" w:w="9360"/>
         <w:tblBorders>
-          <w:top w:val="none" w:color="FFFFFF" w:sz="0"/>
-          <w:left w:val="none" w:color="FFFFFF" w:sz="0"/>
-          <w:bottom w:val="single" w:color="C7D2DD" w:sz="4"/>
-          <w:right w:val="none" w:color="FFFFFF" w:sz="0"/>
-          <w:insideH w:val="none" w:color="FFFFFF" w:sz="0"/>
-          <w:insideV w:val="none" w:color="FFFFFF" w:sz="0"/>
+          <w:top w:val="single" w:color="C7D2DD" w:sz="6"/>
+          <w:left w:val="single" w:color="C7D2DD" w:sz="6"/>
+          <w:bottom w:val="single" w:color="C7D2DD" w:sz="6"/>
+          <w:right w:val="single" w:color="C7D2DD" w:sz="6"/>
+          <w:insideH w:val="single" w:color="C7D2DD" w:sz="6"/>
+          <w:insideV w:val="single" w:color="C7D2DD" w:sz="6"/>
         </w:tblBorders>
       </w:tblPr>
       <w:tblGrid>
         <w:gridCol w:w="1800"/>
-        <w:gridCol w:w="7560"/>
+        <w:gridCol w:w="3160"/>
+        <w:gridCol w:w="2200"/>
+        <w:gridCol w:w="2200"/>
       </w:tblGrid>
       <w:tr>
         <w:trPr>
           <w:cantSplit/>
+          <w:tblHeader/>
         </w:trPr>
         <w:tc>
           <w:tcPr>
             <w:tcW w:type="dxa" w:w="1800"/>
-            <w:tcMar>
-              <w:top w:type="dxa" w:w="100"/>
-              <w:left w:type="dxa" w:w="40"/>
-              <w:bottom w:type="dxa" w:w="100"/>
-              <w:right w:type="dxa" w:w="120"/>
-            </w:tcMar>
-            <w:vAlign w:val="center"/>
+            <w:shd w:fill="EEF4F8" w:color="auto" w:val="clear"/>
+            <w:tcMar>
+              <w:top w:type="dxa" w:w="80"/>
+              <w:left w:type="dxa" w:w="100"/>
+              <w:bottom w:type="dxa" w:w="80"/>
+              <w:right w:type="dxa" w:w="100"/>
+            </w:tcMar>
           </w:tcPr>
           <w:p>
             <w:pPr>
               <w:spacing w:after="0"/>
+            </w:pPr>
+            <w:r>
+              <w:rPr>
+                <w:b/>
+                <w:bCs/>
+                <w:color w:val="12355B"/>
+                <w:sz w:val="19"/>
+                <w:szCs w:val="19"/>
+              </w:rPr>
+              <w:t xml:space="preserve">Concept Term</w:t>
+            </w:r>
+          </w:p>
+        </w:tc>
+        <w:tc>
+          <w:tcPr>
+            <w:tcW w:type="dxa" w:w="3160"/>
+            <w:shd w:fill="EEF4F8" w:color="auto" w:val="clear"/>
+            <w:tcMar>
+              <w:top w:type="dxa" w:w="80"/>
+              <w:left w:type="dxa" w:w="100"/>
+              <w:bottom w:type="dxa" w:w="80"/>
+              <w:right w:type="dxa" w:w="100"/>
+            </w:tcMar>
+          </w:tcPr>
+          <w:p>
+            <w:pPr>
+              <w:spacing w:after="0"/>
+            </w:pPr>
+            <w:r>
+              <w:rPr>
+                <w:b/>
+                <w:bCs/>
+                <w:color w:val="12355B"/>
+                <w:sz w:val="19"/>
+                <w:szCs w:val="19"/>
+              </w:rPr>
+              <w:t xml:space="preserve">Student-Friendly Definition</w:t>
+            </w:r>
+          </w:p>
+        </w:tc>
+        <w:tc>
+          <w:tcPr>
+            <w:tcW w:type="dxa" w:w="2200"/>
+            <w:shd w:fill="EEF4F8" w:color="auto" w:val="clear"/>
+            <w:tcMar>
+              <w:top w:type="dxa" w:w="80"/>
+              <w:left w:type="dxa" w:w="100"/>
+              <w:bottom w:type="dxa" w:w="80"/>
+              <w:right w:type="dxa" w:w="100"/>
+            </w:tcMar>
+          </w:tcPr>
+          <w:p>
+            <w:pPr>
+              <w:spacing w:after="0"/>
+            </w:pPr>
+            <w:r>
+              <w:rPr>
+                <w:b/>
+                <w:bCs/>
+                <w:color w:val="12355B"/>
+                <w:sz w:val="19"/>
+                <w:szCs w:val="19"/>
+              </w:rPr>
+              <w:t xml:space="preserve">Non-Example</w:t>
+            </w:r>
+          </w:p>
+        </w:tc>
+        <w:tc>
+          <w:tcPr>
+            <w:tcW w:type="dxa" w:w="2200"/>
+            <w:shd w:fill="EEF4F8" w:color="auto" w:val="clear"/>
+            <w:tcMar>
+              <w:top w:type="dxa" w:w="80"/>
+              <w:left w:type="dxa" w:w="100"/>
+              <w:bottom w:type="dxa" w:w="80"/>
+              <w:right w:type="dxa" w:w="100"/>
+            </w:tcMar>
+          </w:tcPr>
+          <w:p>
+            <w:pPr>
+              <w:spacing w:after="0"/>
+            </w:pPr>
+            <w:r>
+              <w:rPr>
+                <w:b/>
+                <w:bCs/>
+                <w:color w:val="12355B"/>
+                <w:sz w:val="19"/>
+                <w:szCs w:val="19"/>
+              </w:rPr>
+              <w:t xml:space="preserve">Visual Clue</w:t>
+            </w:r>
+          </w:p>
+        </w:tc>
+      </w:tr>
+      <w:tr>
+        <w:trPr>
+          <w:cantSplit/>
+        </w:trPr>
+        <w:tc>
+          <w:tcPr>
+            <w:tcW w:type="dxa" w:w="1800"/>
+            <w:tcMar>
+              <w:top w:type="dxa" w:w="80"/>
+              <w:left w:type="dxa" w:w="100"/>
+              <w:bottom w:type="dxa" w:w="80"/>
+              <w:right w:type="dxa" w:w="100"/>
+            </w:tcMar>
+            <w:vAlign w:val="top"/>
+          </w:tcPr>
+          <w:p>
+            <w:pPr>
+              <w:spacing w:after="30"/>
+            </w:pPr>
+            <w:r>
+              <w:rPr>
+                <w:b/>
+                <w:bCs/>
+                <w:color w:val="12355B"/>
+                <w:sz w:val="21"/>
+                <w:szCs w:val="21"/>
+              </w:rPr>
+              <w:t xml:space="preserve">Area of Trapezoids</w:t>
+            </w:r>
+          </w:p>
+          <w:p>
+            <w:pPr>
+              <w:spacing w:after="0"/>
+            </w:pPr>
+            <w:r>
+              <w:rPr>
+                <w:i/>
+                <w:iCs/>
+                <w:color w:val="5F6F80"/>
+                <w:sz w:val="18"/>
+                <w:szCs w:val="18"/>
+              </w:rPr>
+              <w:t xml:space="preserve">Área de trapecios</w:t>
+            </w:r>
+          </w:p>
+        </w:tc>
+        <w:tc>
+          <w:tcPr>
+            <w:tcW w:type="dxa" w:w="3160"/>
+            <w:tcMar>
+              <w:top w:type="dxa" w:w="80"/>
+              <w:left w:type="dxa" w:w="100"/>
+              <w:bottom w:type="dxa" w:w="80"/>
+              <w:right w:type="dxa" w:w="100"/>
+            </w:tcMar>
+            <w:vAlign w:val="top"/>
+          </w:tcPr>
+          <w:p>
+            <w:pPr>
+              <w:spacing w:after="0"/>
+            </w:pPr>
+            <w:r>
+              <w:rPr>
+                <w:sz w:val="20"/>
+                <w:szCs w:val="20"/>
+              </w:rPr>
+              <w:t xml:space="preserve">The space inside a trapezoid. Formula: A = 1/2(b₁ + b₂)h.</w:t>
+            </w:r>
+          </w:p>
+        </w:tc>
+        <w:tc>
+          <w:tcPr>
+            <w:tcW w:type="dxa" w:w="2200"/>
+            <w:tcMar>
+              <w:top w:type="dxa" w:w="80"/>
+              <w:left w:type="dxa" w:w="100"/>
+              <w:bottom w:type="dxa" w:w="80"/>
+              <w:right w:type="dxa" w:w="100"/>
+            </w:tcMar>
+            <w:vAlign w:val="top"/>
+          </w:tcPr>
+          <w:p>
+            <w:pPr>
+              <w:spacing w:after="40"/>
+            </w:pPr>
+            <w:r>
+              <w:rPr>
+                <w:i/>
+                <w:iCs/>
+                <w:color w:val="5F6F80"/>
+                <w:sz w:val="19"/>
+                <w:szCs w:val="19"/>
+              </w:rPr>
+              <w:t xml:space="preserve">Not Area of Trapezoids: write a counter-example that breaks the definition.</w:t>
+            </w:r>
+          </w:p>
+          <w:p>
+            <w:pPr>
+              <w:pBdr>
+                <w:bottom w:val="single" w:color="AFBECC" w:sz="6"/>
+              </w:pBdr>
+              <w:spacing w:after="30" w:before="150"/>
+            </w:pPr>
+            <w:r>
+              <w:t xml:space="preserve"/>
+            </w:r>
+          </w:p>
+        </w:tc>
+        <w:tc>
+          <w:tcPr>
+            <w:tcW w:type="dxa" w:w="2200"/>
+            <w:tcMar>
+              <w:top w:type="dxa" w:w="80"/>
+              <w:left w:type="dxa" w:w="100"/>
+              <w:bottom w:type="dxa" w:w="80"/>
+              <w:right w:type="dxa" w:w="100"/>
+            </w:tcMar>
+            <w:vAlign w:val="top"/>
+          </w:tcPr>
+          <w:p>
+            <w:pPr>
+              <w:spacing w:after="40"/>
               <w:jc w:val="center"/>
             </w:pPr>
             <w:r>
               <w:drawing>
                 <wp:inline distT="0" distB="0" distL="0" distR="0">
-                  <wp:extent cx="1047750" cy="790575"/>
+                  <wp:extent cx="876300" cy="657225"/>
                   <wp:effectExtent t="0" r="0" b="0" l="0"/>
                   <wp:docPr id="1" name="" descr="" title=""/>
                   <wp:cNvGraphicFramePr>
@@ -316,7 +536,7 @@
                         <pic:spPr bwMode="auto">
                           <a:xfrm>
                             <a:off x="0" y="0"/>
-                            <a:ext cx="1047750" cy="790575"/>
+                            <a:ext cx="876300" cy="657225"/>
                           </a:xfrm>
                           <a:prstGeom prst="rect">
                             <a:avLst/>
@@ -329,32 +549,108 @@
               </w:drawing>
             </w:r>
           </w:p>
-        </w:tc>
-        <w:tc>
-          <w:tcPr>
-            <w:tcW w:type="dxa" w:w="7560"/>
-            <w:tcMar>
-              <w:top w:type="dxa" w:w="100"/>
-              <w:left w:type="dxa" w:w="40"/>
-              <w:bottom w:type="dxa" w:w="100"/>
-              <w:right w:type="dxa" w:w="40"/>
-            </w:tcMar>
-            <w:vAlign w:val="center"/>
-          </w:tcPr>
-          <w:p>
-            <w:pPr>
-              <w:spacing w:after="50"/>
+          <w:p>
+            <w:pPr>
+              <w:spacing w:after="0"/>
+            </w:pPr>
+            <w:r>
+              <w:rPr>
+                <w:i/>
+                <w:iCs/>
+                <w:color w:val="5F6F80"/>
+                <w:sz w:val="18"/>
+                <w:szCs w:val="18"/>
+              </w:rPr>
+              <w:t xml:space="preserve">A = 1/2(b₁ + b₂)h</w:t>
+            </w:r>
+          </w:p>
+        </w:tc>
+      </w:tr>
+      <w:tr>
+        <w:trPr>
+          <w:cantSplit/>
+        </w:trPr>
+        <w:tc>
+          <w:tcPr>
+            <w:tcW w:type="dxa" w:w="1800"/>
+            <w:tcMar>
+              <w:top w:type="dxa" w:w="80"/>
+              <w:left w:type="dxa" w:w="100"/>
+              <w:bottom w:type="dxa" w:w="80"/>
+              <w:right w:type="dxa" w:w="100"/>
+            </w:tcMar>
+            <w:vAlign w:val="top"/>
+          </w:tcPr>
+          <w:p>
+            <w:pPr>
+              <w:spacing w:after="30"/>
             </w:pPr>
             <w:r>
               <w:rPr>
                 <w:b/>
                 <w:bCs/>
                 <w:color w:val="12355B"/>
-                <w:sz w:val="24"/>
-                <w:szCs w:val="24"/>
-              </w:rPr>
-              <w:t xml:space="preserve">Area of Trapezoids</w:t>
-            </w:r>
+                <w:sz w:val="21"/>
+                <w:szCs w:val="21"/>
+              </w:rPr>
+              <w:t xml:space="preserve">Trapezoid</w:t>
+            </w:r>
+          </w:p>
+          <w:p>
+            <w:pPr>
+              <w:spacing w:after="0"/>
+            </w:pPr>
+            <w:r>
+              <w:rPr>
+                <w:i/>
+                <w:iCs/>
+                <w:color w:val="5F6F80"/>
+                <w:sz w:val="18"/>
+                <w:szCs w:val="18"/>
+              </w:rPr>
+              <w:t xml:space="preserve">Trapecio</w:t>
+            </w:r>
+          </w:p>
+        </w:tc>
+        <w:tc>
+          <w:tcPr>
+            <w:tcW w:type="dxa" w:w="3160"/>
+            <w:tcMar>
+              <w:top w:type="dxa" w:w="80"/>
+              <w:left w:type="dxa" w:w="100"/>
+              <w:bottom w:type="dxa" w:w="80"/>
+              <w:right w:type="dxa" w:w="100"/>
+            </w:tcMar>
+            <w:vAlign w:val="top"/>
+          </w:tcPr>
+          <w:p>
+            <w:pPr>
+              <w:spacing w:after="0"/>
+            </w:pPr>
+            <w:r>
+              <w:rPr>
+                <w:sz w:val="20"/>
+                <w:szCs w:val="20"/>
+              </w:rPr>
+              <w:t xml:space="preserve">A four-sided shape with just one pair of parallel sides.</w:t>
+            </w:r>
+          </w:p>
+        </w:tc>
+        <w:tc>
+          <w:tcPr>
+            <w:tcW w:type="dxa" w:w="2200"/>
+            <w:tcMar>
+              <w:top w:type="dxa" w:w="80"/>
+              <w:left w:type="dxa" w:w="100"/>
+              <w:bottom w:type="dxa" w:w="80"/>
+              <w:right w:type="dxa" w:w="100"/>
+            </w:tcMar>
+            <w:vAlign w:val="top"/>
+          </w:tcPr>
+          <w:p>
+            <w:pPr>
+              <w:spacing w:after="40"/>
+            </w:pPr>
             <w:r>
               <w:rPr>
                 <w:i/>
@@ -363,89 +659,41 @@
                 <w:sz w:val="19"/>
                 <w:szCs w:val="19"/>
               </w:rPr>
-              <w:t xml:space="preserve">   Área de trapecios</w:t>
-            </w:r>
-          </w:p>
+              <w:t xml:space="preserve">Not Trapezoid: write a counter-example that breaks the definition.</w:t>
+            </w:r>
+          </w:p>
+          <w:p>
+            <w:pPr>
+              <w:pBdr>
+                <w:bottom w:val="single" w:color="AFBECC" w:sz="6"/>
+              </w:pBdr>
+              <w:spacing w:after="30" w:before="150"/>
+            </w:pPr>
+            <w:r>
+              <w:t xml:space="preserve"/>
+            </w:r>
+          </w:p>
+        </w:tc>
+        <w:tc>
+          <w:tcPr>
+            <w:tcW w:type="dxa" w:w="2200"/>
+            <w:tcMar>
+              <w:top w:type="dxa" w:w="80"/>
+              <w:left w:type="dxa" w:w="100"/>
+              <w:bottom w:type="dxa" w:w="80"/>
+              <w:right w:type="dxa" w:w="100"/>
+            </w:tcMar>
+            <w:vAlign w:val="top"/>
+          </w:tcPr>
           <w:p>
             <w:pPr>
               <w:spacing w:after="40"/>
-            </w:pPr>
-            <w:r>
-              <w:rPr>
-                <w:sz w:val="21"/>
-                <w:szCs w:val="21"/>
-              </w:rPr>
-              <w:t xml:space="preserve">The space inside a trapezoid. Formula: A = 1/2(b₁ + b₂)h.</w:t>
-            </w:r>
-          </w:p>
-          <w:p>
-            <w:pPr>
-              <w:spacing w:after="0"/>
-            </w:pPr>
-            <w:r>
-              <w:rPr>
-                <w:b/>
-                <w:bCs/>
-                <w:color w:val="1FA6A2"/>
-                <w:sz w:val="18"/>
-                <w:szCs w:val="18"/>
-              </w:rPr>
-              <w:t xml:space="preserve">Example:  </w:t>
-            </w:r>
-            <w:r>
-              <w:rPr>
-                <w:i/>
-                <w:iCs/>
-                <w:color w:val="5F6F80"/>
-                <w:sz w:val="18"/>
-                <w:szCs w:val="18"/>
-              </w:rPr>
-              <w:t xml:space="preserve">A = 1/2(b₁ + b₂)h</w:t>
-            </w:r>
-          </w:p>
-        </w:tc>
-      </w:tr>
-    </w:tbl>
-    <w:tbl>
-      <w:tblPr>
-        <w:tblW w:type="pct" w:w="100%"/>
-        <w:tblBorders>
-          <w:top w:val="none" w:color="FFFFFF" w:sz="0"/>
-          <w:left w:val="none" w:color="FFFFFF" w:sz="0"/>
-          <w:bottom w:val="single" w:color="C7D2DD" w:sz="4"/>
-          <w:right w:val="none" w:color="FFFFFF" w:sz="0"/>
-          <w:insideH w:val="none" w:color="FFFFFF" w:sz="0"/>
-          <w:insideV w:val="none" w:color="FFFFFF" w:sz="0"/>
-        </w:tblBorders>
-      </w:tblPr>
-      <w:tblGrid>
-        <w:gridCol w:w="1800"/>
-        <w:gridCol w:w="7560"/>
-      </w:tblGrid>
-      <w:tr>
-        <w:trPr>
-          <w:cantSplit/>
-        </w:trPr>
-        <w:tc>
-          <w:tcPr>
-            <w:tcW w:type="dxa" w:w="1800"/>
-            <w:tcMar>
-              <w:top w:type="dxa" w:w="100"/>
-              <w:left w:type="dxa" w:w="40"/>
-              <w:bottom w:type="dxa" w:w="100"/>
-              <w:right w:type="dxa" w:w="120"/>
-            </w:tcMar>
-            <w:vAlign w:val="center"/>
-          </w:tcPr>
-          <w:p>
-            <w:pPr>
-              <w:spacing w:after="0"/>
               <w:jc w:val="center"/>
             </w:pPr>
             <w:r>
               <w:drawing>
                 <wp:inline distT="0" distB="0" distL="0" distR="0">
-                  <wp:extent cx="1047750" cy="790575"/>
+                  <wp:extent cx="876300" cy="657225"/>
                   <wp:effectExtent t="0" r="0" b="0" l="0"/>
                   <wp:docPr id="1" name="" descr="" title=""/>
                   <wp:cNvGraphicFramePr>
@@ -470,7 +718,7 @@
                         <pic:spPr bwMode="auto">
                           <a:xfrm>
                             <a:off x="0" y="0"/>
-                            <a:ext cx="1047750" cy="790575"/>
+                            <a:ext cx="876300" cy="657225"/>
                           </a:xfrm>
                           <a:prstGeom prst="rect">
                             <a:avLst/>
@@ -483,32 +731,108 @@
               </w:drawing>
             </w:r>
           </w:p>
-        </w:tc>
-        <w:tc>
-          <w:tcPr>
-            <w:tcW w:type="dxa" w:w="7560"/>
-            <w:tcMar>
-              <w:top w:type="dxa" w:w="100"/>
-              <w:left w:type="dxa" w:w="40"/>
-              <w:bottom w:type="dxa" w:w="100"/>
-              <w:right w:type="dxa" w:w="40"/>
-            </w:tcMar>
-            <w:vAlign w:val="center"/>
-          </w:tcPr>
-          <w:p>
-            <w:pPr>
-              <w:spacing w:after="50"/>
+          <w:p>
+            <w:pPr>
+              <w:spacing w:after="0"/>
+            </w:pPr>
+            <w:r>
+              <w:rPr>
+                <w:i/>
+                <w:iCs/>
+                <w:color w:val="5F6F80"/>
+                <w:sz w:val="18"/>
+                <w:szCs w:val="18"/>
+              </w:rPr>
+              <w:t xml:space="preserve">A table top wider than the bottom shelf — the top and bottom edges are parallel, the two sides slant inward</w:t>
+            </w:r>
+          </w:p>
+        </w:tc>
+      </w:tr>
+      <w:tr>
+        <w:trPr>
+          <w:cantSplit/>
+        </w:trPr>
+        <w:tc>
+          <w:tcPr>
+            <w:tcW w:type="dxa" w:w="1800"/>
+            <w:tcMar>
+              <w:top w:type="dxa" w:w="80"/>
+              <w:left w:type="dxa" w:w="100"/>
+              <w:bottom w:type="dxa" w:w="80"/>
+              <w:right w:type="dxa" w:w="100"/>
+            </w:tcMar>
+            <w:vAlign w:val="top"/>
+          </w:tcPr>
+          <w:p>
+            <w:pPr>
+              <w:spacing w:after="30"/>
             </w:pPr>
             <w:r>
               <w:rPr>
                 <w:b/>
                 <w:bCs/>
                 <w:color w:val="12355B"/>
-                <w:sz w:val="24"/>
-                <w:szCs w:val="24"/>
-              </w:rPr>
-              <w:t xml:space="preserve">Trapezoid</w:t>
-            </w:r>
+                <w:sz w:val="21"/>
+                <w:szCs w:val="21"/>
+              </w:rPr>
+              <w:t xml:space="preserve">Parallel</w:t>
+            </w:r>
+          </w:p>
+          <w:p>
+            <w:pPr>
+              <w:spacing w:after="0"/>
+            </w:pPr>
+            <w:r>
+              <w:rPr>
+                <w:i/>
+                <w:iCs/>
+                <w:color w:val="5F6F80"/>
+                <w:sz w:val="18"/>
+                <w:szCs w:val="18"/>
+              </w:rPr>
+              <w:t xml:space="preserve">Paralelas</w:t>
+            </w:r>
+          </w:p>
+        </w:tc>
+        <w:tc>
+          <w:tcPr>
+            <w:tcW w:type="dxa" w:w="3160"/>
+            <w:tcMar>
+              <w:top w:type="dxa" w:w="80"/>
+              <w:left w:type="dxa" w:w="100"/>
+              <w:bottom w:type="dxa" w:w="80"/>
+              <w:right w:type="dxa" w:w="100"/>
+            </w:tcMar>
+            <w:vAlign w:val="top"/>
+          </w:tcPr>
+          <w:p>
+            <w:pPr>
+              <w:spacing w:after="0"/>
+            </w:pPr>
+            <w:r>
+              <w:rPr>
+                <w:sz w:val="20"/>
+                <w:szCs w:val="20"/>
+              </w:rPr>
+              <w:t xml:space="preserve">Two lines or sides that stay the same distance apart and never meet.</w:t>
+            </w:r>
+          </w:p>
+        </w:tc>
+        <w:tc>
+          <w:tcPr>
+            <w:tcW w:type="dxa" w:w="2200"/>
+            <w:tcMar>
+              <w:top w:type="dxa" w:w="80"/>
+              <w:left w:type="dxa" w:w="100"/>
+              <w:bottom w:type="dxa" w:w="80"/>
+              <w:right w:type="dxa" w:w="100"/>
+            </w:tcMar>
+            <w:vAlign w:val="top"/>
+          </w:tcPr>
+          <w:p>
+            <w:pPr>
+              <w:spacing w:after="40"/>
+            </w:pPr>
             <w:r>
               <w:rPr>
                 <w:i/>
@@ -517,89 +841,41 @@
                 <w:sz w:val="19"/>
                 <w:szCs w:val="19"/>
               </w:rPr>
-              <w:t xml:space="preserve">   Trapecio</w:t>
-            </w:r>
-          </w:p>
+              <w:t xml:space="preserve">Not Parallel: write a counter-example that breaks the definition.</w:t>
+            </w:r>
+          </w:p>
+          <w:p>
+            <w:pPr>
+              <w:pBdr>
+                <w:bottom w:val="single" w:color="AFBECC" w:sz="6"/>
+              </w:pBdr>
+              <w:spacing w:after="30" w:before="150"/>
+            </w:pPr>
+            <w:r>
+              <w:t xml:space="preserve"/>
+            </w:r>
+          </w:p>
+        </w:tc>
+        <w:tc>
+          <w:tcPr>
+            <w:tcW w:type="dxa" w:w="2200"/>
+            <w:tcMar>
+              <w:top w:type="dxa" w:w="80"/>
+              <w:left w:type="dxa" w:w="100"/>
+              <w:bottom w:type="dxa" w:w="80"/>
+              <w:right w:type="dxa" w:w="100"/>
+            </w:tcMar>
+            <w:vAlign w:val="top"/>
+          </w:tcPr>
           <w:p>
             <w:pPr>
               <w:spacing w:after="40"/>
-            </w:pPr>
-            <w:r>
-              <w:rPr>
-                <w:sz w:val="21"/>
-                <w:szCs w:val="21"/>
-              </w:rPr>
-              <w:t xml:space="preserve">A four-sided shape with just one pair of parallel sides.</w:t>
-            </w:r>
-          </w:p>
-          <w:p>
-            <w:pPr>
-              <w:spacing w:after="0"/>
-            </w:pPr>
-            <w:r>
-              <w:rPr>
-                <w:b/>
-                <w:bCs/>
-                <w:color w:val="1FA6A2"/>
-                <w:sz w:val="18"/>
-                <w:szCs w:val="18"/>
-              </w:rPr>
-              <w:t xml:space="preserve">Example:  </w:t>
-            </w:r>
-            <w:r>
-              <w:rPr>
-                <w:i/>
-                <w:iCs/>
-                <w:color w:val="5F6F80"/>
-                <w:sz w:val="18"/>
-                <w:szCs w:val="18"/>
-              </w:rPr>
-              <w:t xml:space="preserve">A table top wider than the bottom shelf — the top and bottom edges are parallel, the two sides slant inward</w:t>
-            </w:r>
-          </w:p>
-        </w:tc>
-      </w:tr>
-    </w:tbl>
-    <w:tbl>
-      <w:tblPr>
-        <w:tblW w:type="pct" w:w="100%"/>
-        <w:tblBorders>
-          <w:top w:val="none" w:color="FFFFFF" w:sz="0"/>
-          <w:left w:val="none" w:color="FFFFFF" w:sz="0"/>
-          <w:bottom w:val="single" w:color="C7D2DD" w:sz="4"/>
-          <w:right w:val="none" w:color="FFFFFF" w:sz="0"/>
-          <w:insideH w:val="none" w:color="FFFFFF" w:sz="0"/>
-          <w:insideV w:val="none" w:color="FFFFFF" w:sz="0"/>
-        </w:tblBorders>
-      </w:tblPr>
-      <w:tblGrid>
-        <w:gridCol w:w="1800"/>
-        <w:gridCol w:w="7560"/>
-      </w:tblGrid>
-      <w:tr>
-        <w:trPr>
-          <w:cantSplit/>
-        </w:trPr>
-        <w:tc>
-          <w:tcPr>
-            <w:tcW w:type="dxa" w:w="1800"/>
-            <w:tcMar>
-              <w:top w:type="dxa" w:w="100"/>
-              <w:left w:type="dxa" w:w="40"/>
-              <w:bottom w:type="dxa" w:w="100"/>
-              <w:right w:type="dxa" w:w="120"/>
-            </w:tcMar>
-            <w:vAlign w:val="center"/>
-          </w:tcPr>
-          <w:p>
-            <w:pPr>
-              <w:spacing w:after="0"/>
               <w:jc w:val="center"/>
             </w:pPr>
             <w:r>
               <w:drawing>
                 <wp:inline distT="0" distB="0" distL="0" distR="0">
-                  <wp:extent cx="1047750" cy="790575"/>
+                  <wp:extent cx="876300" cy="657225"/>
                   <wp:effectExtent t="0" r="0" b="0" l="0"/>
                   <wp:docPr id="1" name="" descr="" title=""/>
                   <wp:cNvGraphicFramePr>
@@ -624,7 +900,7 @@
                         <pic:spPr bwMode="auto">
                           <a:xfrm>
                             <a:off x="0" y="0"/>
-                            <a:ext cx="1047750" cy="790575"/>
+                            <a:ext cx="876300" cy="657225"/>
                           </a:xfrm>
                           <a:prstGeom prst="rect">
                             <a:avLst/>
@@ -637,32 +913,108 @@
               </w:drawing>
             </w:r>
           </w:p>
-        </w:tc>
-        <w:tc>
-          <w:tcPr>
-            <w:tcW w:type="dxa" w:w="7560"/>
-            <w:tcMar>
-              <w:top w:type="dxa" w:w="100"/>
-              <w:left w:type="dxa" w:w="40"/>
-              <w:bottom w:type="dxa" w:w="100"/>
-              <w:right w:type="dxa" w:w="40"/>
-            </w:tcMar>
-            <w:vAlign w:val="center"/>
-          </w:tcPr>
-          <w:p>
-            <w:pPr>
-              <w:spacing w:after="50"/>
+          <w:p>
+            <w:pPr>
+              <w:spacing w:after="0"/>
+            </w:pPr>
+            <w:r>
+              <w:rPr>
+                <w:i/>
+                <w:iCs/>
+                <w:color w:val="5F6F80"/>
+                <w:sz w:val="18"/>
+                <w:szCs w:val="18"/>
+              </w:rPr>
+              <w:t xml:space="preserve">The top and bottom of a parallelogram never get closer together — matching arrowheads (›) mark one parallel pair, double arrowheads (››) mark the other.</w:t>
+            </w:r>
+          </w:p>
+        </w:tc>
+      </w:tr>
+      <w:tr>
+        <w:trPr>
+          <w:cantSplit/>
+        </w:trPr>
+        <w:tc>
+          <w:tcPr>
+            <w:tcW w:type="dxa" w:w="1800"/>
+            <w:tcMar>
+              <w:top w:type="dxa" w:w="80"/>
+              <w:left w:type="dxa" w:w="100"/>
+              <w:bottom w:type="dxa" w:w="80"/>
+              <w:right w:type="dxa" w:w="100"/>
+            </w:tcMar>
+            <w:vAlign w:val="top"/>
+          </w:tcPr>
+          <w:p>
+            <w:pPr>
+              <w:spacing w:after="30"/>
             </w:pPr>
             <w:r>
               <w:rPr>
                 <w:b/>
                 <w:bCs/>
                 <w:color w:val="12355B"/>
-                <w:sz w:val="24"/>
-                <w:szCs w:val="24"/>
-              </w:rPr>
-              <w:t xml:space="preserve">Parallel</w:t>
-            </w:r>
+                <w:sz w:val="21"/>
+                <w:szCs w:val="21"/>
+              </w:rPr>
+              <w:t xml:space="preserve">Base 1 (b1)</w:t>
+            </w:r>
+          </w:p>
+          <w:p>
+            <w:pPr>
+              <w:spacing w:after="0"/>
+            </w:pPr>
+            <w:r>
+              <w:rPr>
+                <w:i/>
+                <w:iCs/>
+                <w:color w:val="5F6F80"/>
+                <w:sz w:val="18"/>
+                <w:szCs w:val="18"/>
+              </w:rPr>
+              <w:t xml:space="preserve">Base 1 (b1)</w:t>
+            </w:r>
+          </w:p>
+        </w:tc>
+        <w:tc>
+          <w:tcPr>
+            <w:tcW w:type="dxa" w:w="3160"/>
+            <w:tcMar>
+              <w:top w:type="dxa" w:w="80"/>
+              <w:left w:type="dxa" w:w="100"/>
+              <w:bottom w:type="dxa" w:w="80"/>
+              <w:right w:type="dxa" w:w="100"/>
+            </w:tcMar>
+            <w:vAlign w:val="top"/>
+          </w:tcPr>
+          <w:p>
+            <w:pPr>
+              <w:spacing w:after="0"/>
+            </w:pPr>
+            <w:r>
+              <w:rPr>
+                <w:sz w:val="20"/>
+                <w:szCs w:val="20"/>
+              </w:rPr>
+              <w:t xml:space="preserve">One of the two parallel sides of a trapezoid.</w:t>
+            </w:r>
+          </w:p>
+        </w:tc>
+        <w:tc>
+          <w:tcPr>
+            <w:tcW w:type="dxa" w:w="2200"/>
+            <w:tcMar>
+              <w:top w:type="dxa" w:w="80"/>
+              <w:left w:type="dxa" w:w="100"/>
+              <w:bottom w:type="dxa" w:w="80"/>
+              <w:right w:type="dxa" w:w="100"/>
+            </w:tcMar>
+            <w:vAlign w:val="top"/>
+          </w:tcPr>
+          <w:p>
+            <w:pPr>
+              <w:spacing w:after="40"/>
+            </w:pPr>
             <w:r>
               <w:rPr>
                 <w:i/>
@@ -671,89 +1023,41 @@
                 <w:sz w:val="19"/>
                 <w:szCs w:val="19"/>
               </w:rPr>
-              <w:t xml:space="preserve">   Paralelas</w:t>
-            </w:r>
-          </w:p>
+              <w:t xml:space="preserve">Not Base 1 (b1): write a counter-example that breaks the definition.</w:t>
+            </w:r>
+          </w:p>
+          <w:p>
+            <w:pPr>
+              <w:pBdr>
+                <w:bottom w:val="single" w:color="AFBECC" w:sz="6"/>
+              </w:pBdr>
+              <w:spacing w:after="30" w:before="150"/>
+            </w:pPr>
+            <w:r>
+              <w:t xml:space="preserve"/>
+            </w:r>
+          </w:p>
+        </w:tc>
+        <w:tc>
+          <w:tcPr>
+            <w:tcW w:type="dxa" w:w="2200"/>
+            <w:tcMar>
+              <w:top w:type="dxa" w:w="80"/>
+              <w:left w:type="dxa" w:w="100"/>
+              <w:bottom w:type="dxa" w:w="80"/>
+              <w:right w:type="dxa" w:w="100"/>
+            </w:tcMar>
+            <w:vAlign w:val="top"/>
+          </w:tcPr>
           <w:p>
             <w:pPr>
               <w:spacing w:after="40"/>
-            </w:pPr>
-            <w:r>
-              <w:rPr>
-                <w:sz w:val="21"/>
-                <w:szCs w:val="21"/>
-              </w:rPr>
-              <w:t xml:space="preserve">Two lines or sides that stay the same distance apart and never meet.</w:t>
-            </w:r>
-          </w:p>
-          <w:p>
-            <w:pPr>
-              <w:spacing w:after="0"/>
-            </w:pPr>
-            <w:r>
-              <w:rPr>
-                <w:b/>
-                <w:bCs/>
-                <w:color w:val="1FA6A2"/>
-                <w:sz w:val="18"/>
-                <w:szCs w:val="18"/>
-              </w:rPr>
-              <w:t xml:space="preserve">Example:  </w:t>
-            </w:r>
-            <w:r>
-              <w:rPr>
-                <w:i/>
-                <w:iCs/>
-                <w:color w:val="5F6F80"/>
-                <w:sz w:val="18"/>
-                <w:szCs w:val="18"/>
-              </w:rPr>
-              <w:t xml:space="preserve">The top and bottom of a parallelogram never get closer together — matching arrowheads (›) mark one parallel pair, double arrowheads (››) mark the other.</w:t>
-            </w:r>
-          </w:p>
-        </w:tc>
-      </w:tr>
-    </w:tbl>
-    <w:tbl>
-      <w:tblPr>
-        <w:tblW w:type="pct" w:w="100%"/>
-        <w:tblBorders>
-          <w:top w:val="none" w:color="FFFFFF" w:sz="0"/>
-          <w:left w:val="none" w:color="FFFFFF" w:sz="0"/>
-          <w:bottom w:val="single" w:color="C7D2DD" w:sz="4"/>
-          <w:right w:val="none" w:color="FFFFFF" w:sz="0"/>
-          <w:insideH w:val="none" w:color="FFFFFF" w:sz="0"/>
-          <w:insideV w:val="none" w:color="FFFFFF" w:sz="0"/>
-        </w:tblBorders>
-      </w:tblPr>
-      <w:tblGrid>
-        <w:gridCol w:w="1800"/>
-        <w:gridCol w:w="7560"/>
-      </w:tblGrid>
-      <w:tr>
-        <w:trPr>
-          <w:cantSplit/>
-        </w:trPr>
-        <w:tc>
-          <w:tcPr>
-            <w:tcW w:type="dxa" w:w="1800"/>
-            <w:tcMar>
-              <w:top w:type="dxa" w:w="100"/>
-              <w:left w:type="dxa" w:w="40"/>
-              <w:bottom w:type="dxa" w:w="100"/>
-              <w:right w:type="dxa" w:w="120"/>
-            </w:tcMar>
-            <w:vAlign w:val="center"/>
-          </w:tcPr>
-          <w:p>
-            <w:pPr>
-              <w:spacing w:after="0"/>
               <w:jc w:val="center"/>
             </w:pPr>
             <w:r>
               <w:drawing>
                 <wp:inline distT="0" distB="0" distL="0" distR="0">
-                  <wp:extent cx="1047750" cy="790575"/>
+                  <wp:extent cx="876300" cy="657225"/>
                   <wp:effectExtent t="0" r="0" b="0" l="0"/>
                   <wp:docPr id="1" name="" descr="" title=""/>
                   <wp:cNvGraphicFramePr>
@@ -778,7 +1082,7 @@
                         <pic:spPr bwMode="auto">
                           <a:xfrm>
                             <a:off x="0" y="0"/>
-                            <a:ext cx="1047750" cy="790575"/>
+                            <a:ext cx="876300" cy="657225"/>
                           </a:xfrm>
                           <a:prstGeom prst="rect">
                             <a:avLst/>
@@ -791,32 +1095,108 @@
               </w:drawing>
             </w:r>
           </w:p>
-        </w:tc>
-        <w:tc>
-          <w:tcPr>
-            <w:tcW w:type="dxa" w:w="7560"/>
-            <w:tcMar>
-              <w:top w:type="dxa" w:w="100"/>
-              <w:left w:type="dxa" w:w="40"/>
-              <w:bottom w:type="dxa" w:w="100"/>
-              <w:right w:type="dxa" w:w="40"/>
-            </w:tcMar>
-            <w:vAlign w:val="center"/>
-          </w:tcPr>
-          <w:p>
-            <w:pPr>
-              <w:spacing w:after="50"/>
+          <w:p>
+            <w:pPr>
+              <w:spacing w:after="0"/>
+            </w:pPr>
+            <w:r>
+              <w:rPr>
+                <w:i/>
+                <w:iCs/>
+                <w:color w:val="5F6F80"/>
+                <w:sz w:val="18"/>
+                <w:szCs w:val="18"/>
+              </w:rPr>
+              <w:t xml:space="preserve">If the bottom of the trapezoid is 10 ft, then b₁ = 10 ft in the formula A = ½(b₁ + b₂) × h</w:t>
+            </w:r>
+          </w:p>
+        </w:tc>
+      </w:tr>
+      <w:tr>
+        <w:trPr>
+          <w:cantSplit/>
+        </w:trPr>
+        <w:tc>
+          <w:tcPr>
+            <w:tcW w:type="dxa" w:w="1800"/>
+            <w:tcMar>
+              <w:top w:type="dxa" w:w="80"/>
+              <w:left w:type="dxa" w:w="100"/>
+              <w:bottom w:type="dxa" w:w="80"/>
+              <w:right w:type="dxa" w:w="100"/>
+            </w:tcMar>
+            <w:vAlign w:val="top"/>
+          </w:tcPr>
+          <w:p>
+            <w:pPr>
+              <w:spacing w:after="30"/>
             </w:pPr>
             <w:r>
               <w:rPr>
                 <w:b/>
                 <w:bCs/>
                 <w:color w:val="12355B"/>
-                <w:sz w:val="24"/>
-                <w:szCs w:val="24"/>
-              </w:rPr>
-              <w:t xml:space="preserve">Base 1 (b1)</w:t>
-            </w:r>
+                <w:sz w:val="21"/>
+                <w:szCs w:val="21"/>
+              </w:rPr>
+              <w:t xml:space="preserve">Base 2 (b2)</w:t>
+            </w:r>
+          </w:p>
+          <w:p>
+            <w:pPr>
+              <w:spacing w:after="0"/>
+            </w:pPr>
+            <w:r>
+              <w:rPr>
+                <w:i/>
+                <w:iCs/>
+                <w:color w:val="5F6F80"/>
+                <w:sz w:val="18"/>
+                <w:szCs w:val="18"/>
+              </w:rPr>
+              <w:t xml:space="preserve">Base 2 (b2)</w:t>
+            </w:r>
+          </w:p>
+        </w:tc>
+        <w:tc>
+          <w:tcPr>
+            <w:tcW w:type="dxa" w:w="3160"/>
+            <w:tcMar>
+              <w:top w:type="dxa" w:w="80"/>
+              <w:left w:type="dxa" w:w="100"/>
+              <w:bottom w:type="dxa" w:w="80"/>
+              <w:right w:type="dxa" w:w="100"/>
+            </w:tcMar>
+            <w:vAlign w:val="top"/>
+          </w:tcPr>
+          <w:p>
+            <w:pPr>
+              <w:spacing w:after="0"/>
+            </w:pPr>
+            <w:r>
+              <w:rPr>
+                <w:sz w:val="20"/>
+                <w:szCs w:val="20"/>
+              </w:rPr>
+              <w:t xml:space="preserve">The other parallel side of a trapezoid.</w:t>
+            </w:r>
+          </w:p>
+        </w:tc>
+        <w:tc>
+          <w:tcPr>
+            <w:tcW w:type="dxa" w:w="2200"/>
+            <w:tcMar>
+              <w:top w:type="dxa" w:w="80"/>
+              <w:left w:type="dxa" w:w="100"/>
+              <w:bottom w:type="dxa" w:w="80"/>
+              <w:right w:type="dxa" w:w="100"/>
+            </w:tcMar>
+            <w:vAlign w:val="top"/>
+          </w:tcPr>
+          <w:p>
+            <w:pPr>
+              <w:spacing w:after="40"/>
+            </w:pPr>
             <w:r>
               <w:rPr>
                 <w:i/>
@@ -825,89 +1205,41 @@
                 <w:sz w:val="19"/>
                 <w:szCs w:val="19"/>
               </w:rPr>
-              <w:t xml:space="preserve">   Base 1 (b1)</w:t>
-            </w:r>
-          </w:p>
+              <w:t xml:space="preserve">Not Base 2 (b2): write a counter-example that breaks the definition.</w:t>
+            </w:r>
+          </w:p>
+          <w:p>
+            <w:pPr>
+              <w:pBdr>
+                <w:bottom w:val="single" w:color="AFBECC" w:sz="6"/>
+              </w:pBdr>
+              <w:spacing w:after="30" w:before="150"/>
+            </w:pPr>
+            <w:r>
+              <w:t xml:space="preserve"/>
+            </w:r>
+          </w:p>
+        </w:tc>
+        <w:tc>
+          <w:tcPr>
+            <w:tcW w:type="dxa" w:w="2200"/>
+            <w:tcMar>
+              <w:top w:type="dxa" w:w="80"/>
+              <w:left w:type="dxa" w:w="100"/>
+              <w:bottom w:type="dxa" w:w="80"/>
+              <w:right w:type="dxa" w:w="100"/>
+            </w:tcMar>
+            <w:vAlign w:val="top"/>
+          </w:tcPr>
           <w:p>
             <w:pPr>
               <w:spacing w:after="40"/>
-            </w:pPr>
-            <w:r>
-              <w:rPr>
-                <w:sz w:val="21"/>
-                <w:szCs w:val="21"/>
-              </w:rPr>
-              <w:t xml:space="preserve">One of the two parallel sides of a trapezoid.</w:t>
-            </w:r>
-          </w:p>
-          <w:p>
-            <w:pPr>
-              <w:spacing w:after="0"/>
-            </w:pPr>
-            <w:r>
-              <w:rPr>
-                <w:b/>
-                <w:bCs/>
-                <w:color w:val="1FA6A2"/>
-                <w:sz w:val="18"/>
-                <w:szCs w:val="18"/>
-              </w:rPr>
-              <w:t xml:space="preserve">Example:  </w:t>
-            </w:r>
-            <w:r>
-              <w:rPr>
-                <w:i/>
-                <w:iCs/>
-                <w:color w:val="5F6F80"/>
-                <w:sz w:val="18"/>
-                <w:szCs w:val="18"/>
-              </w:rPr>
-              <w:t xml:space="preserve">If the bottom of the trapezoid is 10 ft, then b₁ = 10 ft in the formula A = ½(b₁ + b₂) × h</w:t>
-            </w:r>
-          </w:p>
-        </w:tc>
-      </w:tr>
-    </w:tbl>
-    <w:tbl>
-      <w:tblPr>
-        <w:tblW w:type="pct" w:w="100%"/>
-        <w:tblBorders>
-          <w:top w:val="none" w:color="FFFFFF" w:sz="0"/>
-          <w:left w:val="none" w:color="FFFFFF" w:sz="0"/>
-          <w:bottom w:val="single" w:color="C7D2DD" w:sz="4"/>
-          <w:right w:val="none" w:color="FFFFFF" w:sz="0"/>
-          <w:insideH w:val="none" w:color="FFFFFF" w:sz="0"/>
-          <w:insideV w:val="none" w:color="FFFFFF" w:sz="0"/>
-        </w:tblBorders>
-      </w:tblPr>
-      <w:tblGrid>
-        <w:gridCol w:w="1800"/>
-        <w:gridCol w:w="7560"/>
-      </w:tblGrid>
-      <w:tr>
-        <w:trPr>
-          <w:cantSplit/>
-        </w:trPr>
-        <w:tc>
-          <w:tcPr>
-            <w:tcW w:type="dxa" w:w="1800"/>
-            <w:tcMar>
-              <w:top w:type="dxa" w:w="100"/>
-              <w:left w:type="dxa" w:w="40"/>
-              <w:bottom w:type="dxa" w:w="100"/>
-              <w:right w:type="dxa" w:w="120"/>
-            </w:tcMar>
-            <w:vAlign w:val="center"/>
-          </w:tcPr>
-          <w:p>
-            <w:pPr>
-              <w:spacing w:after="0"/>
               <w:jc w:val="center"/>
             </w:pPr>
             <w:r>
               <w:drawing>
                 <wp:inline distT="0" distB="0" distL="0" distR="0">
-                  <wp:extent cx="1047750" cy="790575"/>
+                  <wp:extent cx="876300" cy="657225"/>
                   <wp:effectExtent t="0" r="0" b="0" l="0"/>
                   <wp:docPr id="1" name="" descr="" title=""/>
                   <wp:cNvGraphicFramePr>
@@ -932,7 +1264,7 @@
                         <pic:spPr bwMode="auto">
                           <a:xfrm>
                             <a:off x="0" y="0"/>
-                            <a:ext cx="1047750" cy="790575"/>
+                            <a:ext cx="876300" cy="657225"/>
                           </a:xfrm>
                           <a:prstGeom prst="rect">
                             <a:avLst/>
@@ -945,32 +1277,108 @@
               </w:drawing>
             </w:r>
           </w:p>
-        </w:tc>
-        <w:tc>
-          <w:tcPr>
-            <w:tcW w:type="dxa" w:w="7560"/>
-            <w:tcMar>
-              <w:top w:type="dxa" w:w="100"/>
-              <w:left w:type="dxa" w:w="40"/>
-              <w:bottom w:type="dxa" w:w="100"/>
-              <w:right w:type="dxa" w:w="40"/>
-            </w:tcMar>
-            <w:vAlign w:val="center"/>
-          </w:tcPr>
-          <w:p>
-            <w:pPr>
-              <w:spacing w:after="50"/>
+          <w:p>
+            <w:pPr>
+              <w:spacing w:after="0"/>
+            </w:pPr>
+            <w:r>
+              <w:rPr>
+                <w:i/>
+                <w:iCs/>
+                <w:color w:val="5F6F80"/>
+                <w:sz w:val="18"/>
+                <w:szCs w:val="18"/>
+              </w:rPr>
+              <w:t xml:space="preserve">If the top of the trapezoid is 6 ft, then b₂ = 6 ft; both bases are parallel to each other</w:t>
+            </w:r>
+          </w:p>
+        </w:tc>
+      </w:tr>
+      <w:tr>
+        <w:trPr>
+          <w:cantSplit/>
+        </w:trPr>
+        <w:tc>
+          <w:tcPr>
+            <w:tcW w:type="dxa" w:w="1800"/>
+            <w:tcMar>
+              <w:top w:type="dxa" w:w="80"/>
+              <w:left w:type="dxa" w:w="100"/>
+              <w:bottom w:type="dxa" w:w="80"/>
+              <w:right w:type="dxa" w:w="100"/>
+            </w:tcMar>
+            <w:vAlign w:val="top"/>
+          </w:tcPr>
+          <w:p>
+            <w:pPr>
+              <w:spacing w:after="30"/>
             </w:pPr>
             <w:r>
               <w:rPr>
                 <w:b/>
                 <w:bCs/>
                 <w:color w:val="12355B"/>
-                <w:sz w:val="24"/>
-                <w:szCs w:val="24"/>
-              </w:rPr>
-              <w:t xml:space="preserve">Base 2 (b2)</w:t>
-            </w:r>
+                <w:sz w:val="21"/>
+                <w:szCs w:val="21"/>
+              </w:rPr>
+              <w:t xml:space="preserve">Height</w:t>
+            </w:r>
+          </w:p>
+          <w:p>
+            <w:pPr>
+              <w:spacing w:after="0"/>
+            </w:pPr>
+            <w:r>
+              <w:rPr>
+                <w:i/>
+                <w:iCs/>
+                <w:color w:val="5F6F80"/>
+                <w:sz w:val="18"/>
+                <w:szCs w:val="18"/>
+              </w:rPr>
+              <w:t xml:space="preserve">Altura</w:t>
+            </w:r>
+          </w:p>
+        </w:tc>
+        <w:tc>
+          <w:tcPr>
+            <w:tcW w:type="dxa" w:w="3160"/>
+            <w:tcMar>
+              <w:top w:type="dxa" w:w="80"/>
+              <w:left w:type="dxa" w:w="100"/>
+              <w:bottom w:type="dxa" w:w="80"/>
+              <w:right w:type="dxa" w:w="100"/>
+            </w:tcMar>
+            <w:vAlign w:val="top"/>
+          </w:tcPr>
+          <w:p>
+            <w:pPr>
+              <w:spacing w:after="0"/>
+            </w:pPr>
+            <w:r>
+              <w:rPr>
+                <w:sz w:val="20"/>
+                <w:szCs w:val="20"/>
+              </w:rPr>
+              <w:t xml:space="preserve">The straight-up distance between the two parallel sides.</w:t>
+            </w:r>
+          </w:p>
+        </w:tc>
+        <w:tc>
+          <w:tcPr>
+            <w:tcW w:type="dxa" w:w="2200"/>
+            <w:tcMar>
+              <w:top w:type="dxa" w:w="80"/>
+              <w:left w:type="dxa" w:w="100"/>
+              <w:bottom w:type="dxa" w:w="80"/>
+              <w:right w:type="dxa" w:w="100"/>
+            </w:tcMar>
+            <w:vAlign w:val="top"/>
+          </w:tcPr>
+          <w:p>
+            <w:pPr>
+              <w:spacing w:after="40"/>
+            </w:pPr>
             <w:r>
               <w:rPr>
                 <w:i/>
@@ -979,89 +1387,41 @@
                 <w:sz w:val="19"/>
                 <w:szCs w:val="19"/>
               </w:rPr>
-              <w:t xml:space="preserve">   Base 2 (b2)</w:t>
-            </w:r>
-          </w:p>
+              <w:t xml:space="preserve">Not Height: write a counter-example that breaks the definition.</w:t>
+            </w:r>
+          </w:p>
+          <w:p>
+            <w:pPr>
+              <w:pBdr>
+                <w:bottom w:val="single" w:color="AFBECC" w:sz="6"/>
+              </w:pBdr>
+              <w:spacing w:after="30" w:before="150"/>
+            </w:pPr>
+            <w:r>
+              <w:t xml:space="preserve"/>
+            </w:r>
+          </w:p>
+        </w:tc>
+        <w:tc>
+          <w:tcPr>
+            <w:tcW w:type="dxa" w:w="2200"/>
+            <w:tcMar>
+              <w:top w:type="dxa" w:w="80"/>
+              <w:left w:type="dxa" w:w="100"/>
+              <w:bottom w:type="dxa" w:w="80"/>
+              <w:right w:type="dxa" w:w="100"/>
+            </w:tcMar>
+            <w:vAlign w:val="top"/>
+          </w:tcPr>
           <w:p>
             <w:pPr>
               <w:spacing w:after="40"/>
-            </w:pPr>
-            <w:r>
-              <w:rPr>
-                <w:sz w:val="21"/>
-                <w:szCs w:val="21"/>
-              </w:rPr>
-              <w:t xml:space="preserve">The other parallel side of a trapezoid.</w:t>
-            </w:r>
-          </w:p>
-          <w:p>
-            <w:pPr>
-              <w:spacing w:after="0"/>
-            </w:pPr>
-            <w:r>
-              <w:rPr>
-                <w:b/>
-                <w:bCs/>
-                <w:color w:val="1FA6A2"/>
-                <w:sz w:val="18"/>
-                <w:szCs w:val="18"/>
-              </w:rPr>
-              <w:t xml:space="preserve">Example:  </w:t>
-            </w:r>
-            <w:r>
-              <w:rPr>
-                <w:i/>
-                <w:iCs/>
-                <w:color w:val="5F6F80"/>
-                <w:sz w:val="18"/>
-                <w:szCs w:val="18"/>
-              </w:rPr>
-              <w:t xml:space="preserve">If the top of the trapezoid is 6 ft, then b₂ = 6 ft; both bases are parallel to each other</w:t>
-            </w:r>
-          </w:p>
-        </w:tc>
-      </w:tr>
-    </w:tbl>
-    <w:tbl>
-      <w:tblPr>
-        <w:tblW w:type="pct" w:w="100%"/>
-        <w:tblBorders>
-          <w:top w:val="none" w:color="FFFFFF" w:sz="0"/>
-          <w:left w:val="none" w:color="FFFFFF" w:sz="0"/>
-          <w:bottom w:val="single" w:color="C7D2DD" w:sz="4"/>
-          <w:right w:val="none" w:color="FFFFFF" w:sz="0"/>
-          <w:insideH w:val="none" w:color="FFFFFF" w:sz="0"/>
-          <w:insideV w:val="none" w:color="FFFFFF" w:sz="0"/>
-        </w:tblBorders>
-      </w:tblPr>
-      <w:tblGrid>
-        <w:gridCol w:w="1800"/>
-        <w:gridCol w:w="7560"/>
-      </w:tblGrid>
-      <w:tr>
-        <w:trPr>
-          <w:cantSplit/>
-        </w:trPr>
-        <w:tc>
-          <w:tcPr>
-            <w:tcW w:type="dxa" w:w="1800"/>
-            <w:tcMar>
-              <w:top w:type="dxa" w:w="100"/>
-              <w:left w:type="dxa" w:w="40"/>
-              <w:bottom w:type="dxa" w:w="100"/>
-              <w:right w:type="dxa" w:w="120"/>
-            </w:tcMar>
-            <w:vAlign w:val="center"/>
-          </w:tcPr>
-          <w:p>
-            <w:pPr>
-              <w:spacing w:after="0"/>
               <w:jc w:val="center"/>
             </w:pPr>
             <w:r>
               <w:drawing>
                 <wp:inline distT="0" distB="0" distL="0" distR="0">
-                  <wp:extent cx="1047750" cy="790575"/>
+                  <wp:extent cx="876300" cy="657225"/>
                   <wp:effectExtent t="0" r="0" b="0" l="0"/>
                   <wp:docPr id="1" name="" descr="" title=""/>
                   <wp:cNvGraphicFramePr>
@@ -1086,7 +1446,7 @@
                         <pic:spPr bwMode="auto">
                           <a:xfrm>
                             <a:off x="0" y="0"/>
-                            <a:ext cx="1047750" cy="790575"/>
+                            <a:ext cx="876300" cy="657225"/>
                           </a:xfrm>
                           <a:prstGeom prst="rect">
                             <a:avLst/>
@@ -1099,32 +1459,108 @@
               </w:drawing>
             </w:r>
           </w:p>
-        </w:tc>
-        <w:tc>
-          <w:tcPr>
-            <w:tcW w:type="dxa" w:w="7560"/>
-            <w:tcMar>
-              <w:top w:type="dxa" w:w="100"/>
-              <w:left w:type="dxa" w:w="40"/>
-              <w:bottom w:type="dxa" w:w="100"/>
-              <w:right w:type="dxa" w:w="40"/>
-            </w:tcMar>
-            <w:vAlign w:val="center"/>
-          </w:tcPr>
-          <w:p>
-            <w:pPr>
-              <w:spacing w:after="50"/>
+          <w:p>
+            <w:pPr>
+              <w:spacing w:after="0"/>
+            </w:pPr>
+            <w:r>
+              <w:rPr>
+                <w:i/>
+                <w:iCs/>
+                <w:color w:val="5F6F80"/>
+                <w:sz w:val="18"/>
+                <w:szCs w:val="18"/>
+              </w:rPr>
+              <w:t xml:space="preserve">A dashed vertical line from the top base straight down to the bottom base at a 90° angle — NOT the slanted side</w:t>
+            </w:r>
+          </w:p>
+        </w:tc>
+      </w:tr>
+      <w:tr>
+        <w:trPr>
+          <w:cantSplit/>
+        </w:trPr>
+        <w:tc>
+          <w:tcPr>
+            <w:tcW w:type="dxa" w:w="1800"/>
+            <w:tcMar>
+              <w:top w:type="dxa" w:w="80"/>
+              <w:left w:type="dxa" w:w="100"/>
+              <w:bottom w:type="dxa" w:w="80"/>
+              <w:right w:type="dxa" w:w="100"/>
+            </w:tcMar>
+            <w:vAlign w:val="top"/>
+          </w:tcPr>
+          <w:p>
+            <w:pPr>
+              <w:spacing w:after="30"/>
             </w:pPr>
             <w:r>
               <w:rPr>
                 <w:b/>
                 <w:bCs/>
                 <w:color w:val="12355B"/>
-                <w:sz w:val="24"/>
-                <w:szCs w:val="24"/>
-              </w:rPr>
-              <w:t xml:space="preserve">Height</w:t>
-            </w:r>
+                <w:sz w:val="21"/>
+                <w:szCs w:val="21"/>
+              </w:rPr>
+              <w:t xml:space="preserve">Perpendicular</w:t>
+            </w:r>
+          </w:p>
+          <w:p>
+            <w:pPr>
+              <w:spacing w:after="0"/>
+            </w:pPr>
+            <w:r>
+              <w:rPr>
+                <w:i/>
+                <w:iCs/>
+                <w:color w:val="5F6F80"/>
+                <w:sz w:val="18"/>
+                <w:szCs w:val="18"/>
+              </w:rPr>
+              <w:t xml:space="preserve">Perpendicular</w:t>
+            </w:r>
+          </w:p>
+        </w:tc>
+        <w:tc>
+          <w:tcPr>
+            <w:tcW w:type="dxa" w:w="3160"/>
+            <w:tcMar>
+              <w:top w:type="dxa" w:w="80"/>
+              <w:left w:type="dxa" w:w="100"/>
+              <w:bottom w:type="dxa" w:w="80"/>
+              <w:right w:type="dxa" w:w="100"/>
+            </w:tcMar>
+            <w:vAlign w:val="top"/>
+          </w:tcPr>
+          <w:p>
+            <w:pPr>
+              <w:spacing w:after="0"/>
+            </w:pPr>
+            <w:r>
+              <w:rPr>
+                <w:sz w:val="20"/>
+                <w:szCs w:val="20"/>
+              </w:rPr>
+              <w:t xml:space="preserve">Two lines that meet to make a square corner (90 degrees).</w:t>
+            </w:r>
+          </w:p>
+        </w:tc>
+        <w:tc>
+          <w:tcPr>
+            <w:tcW w:type="dxa" w:w="2200"/>
+            <w:tcMar>
+              <w:top w:type="dxa" w:w="80"/>
+              <w:left w:type="dxa" w:w="100"/>
+              <w:bottom w:type="dxa" w:w="80"/>
+              <w:right w:type="dxa" w:w="100"/>
+            </w:tcMar>
+            <w:vAlign w:val="top"/>
+          </w:tcPr>
+          <w:p>
+            <w:pPr>
+              <w:spacing w:after="40"/>
+            </w:pPr>
             <w:r>
               <w:rPr>
                 <w:i/>
@@ -1133,89 +1569,41 @@
                 <w:sz w:val="19"/>
                 <w:szCs w:val="19"/>
               </w:rPr>
-              <w:t xml:space="preserve">   Altura</w:t>
-            </w:r>
-          </w:p>
+              <w:t xml:space="preserve">Not Perpendicular: write a counter-example that breaks the definition.</w:t>
+            </w:r>
+          </w:p>
+          <w:p>
+            <w:pPr>
+              <w:pBdr>
+                <w:bottom w:val="single" w:color="AFBECC" w:sz="6"/>
+              </w:pBdr>
+              <w:spacing w:after="30" w:before="150"/>
+            </w:pPr>
+            <w:r>
+              <w:t xml:space="preserve"/>
+            </w:r>
+          </w:p>
+        </w:tc>
+        <w:tc>
+          <w:tcPr>
+            <w:tcW w:type="dxa" w:w="2200"/>
+            <w:tcMar>
+              <w:top w:type="dxa" w:w="80"/>
+              <w:left w:type="dxa" w:w="100"/>
+              <w:bottom w:type="dxa" w:w="80"/>
+              <w:right w:type="dxa" w:w="100"/>
+            </w:tcMar>
+            <w:vAlign w:val="top"/>
+          </w:tcPr>
           <w:p>
             <w:pPr>
               <w:spacing w:after="40"/>
-            </w:pPr>
-            <w:r>
-              <w:rPr>
-                <w:sz w:val="21"/>
-                <w:szCs w:val="21"/>
-              </w:rPr>
-              <w:t xml:space="preserve">The straight-up distance between the two parallel sides.</w:t>
-            </w:r>
-          </w:p>
-          <w:p>
-            <w:pPr>
-              <w:spacing w:after="0"/>
-            </w:pPr>
-            <w:r>
-              <w:rPr>
-                <w:b/>
-                <w:bCs/>
-                <w:color w:val="1FA6A2"/>
-                <w:sz w:val="18"/>
-                <w:szCs w:val="18"/>
-              </w:rPr>
-              <w:t xml:space="preserve">Example:  </w:t>
-            </w:r>
-            <w:r>
-              <w:rPr>
-                <w:i/>
-                <w:iCs/>
-                <w:color w:val="5F6F80"/>
-                <w:sz w:val="18"/>
-                <w:szCs w:val="18"/>
-              </w:rPr>
-              <w:t xml:space="preserve">A dashed vertical line from the top base straight down to the bottom base at a 90° angle — NOT the slanted side</w:t>
-            </w:r>
-          </w:p>
-        </w:tc>
-      </w:tr>
-    </w:tbl>
-    <w:tbl>
-      <w:tblPr>
-        <w:tblW w:type="pct" w:w="100%"/>
-        <w:tblBorders>
-          <w:top w:val="none" w:color="FFFFFF" w:sz="0"/>
-          <w:left w:val="none" w:color="FFFFFF" w:sz="0"/>
-          <w:bottom w:val="single" w:color="C7D2DD" w:sz="4"/>
-          <w:right w:val="none" w:color="FFFFFF" w:sz="0"/>
-          <w:insideH w:val="none" w:color="FFFFFF" w:sz="0"/>
-          <w:insideV w:val="none" w:color="FFFFFF" w:sz="0"/>
-        </w:tblBorders>
-      </w:tblPr>
-      <w:tblGrid>
-        <w:gridCol w:w="1800"/>
-        <w:gridCol w:w="7560"/>
-      </w:tblGrid>
-      <w:tr>
-        <w:trPr>
-          <w:cantSplit/>
-        </w:trPr>
-        <w:tc>
-          <w:tcPr>
-            <w:tcW w:type="dxa" w:w="1800"/>
-            <w:tcMar>
-              <w:top w:type="dxa" w:w="100"/>
-              <w:left w:type="dxa" w:w="40"/>
-              <w:bottom w:type="dxa" w:w="100"/>
-              <w:right w:type="dxa" w:w="120"/>
-            </w:tcMar>
-            <w:vAlign w:val="center"/>
-          </w:tcPr>
-          <w:p>
-            <w:pPr>
-              <w:spacing w:after="0"/>
               <w:jc w:val="center"/>
             </w:pPr>
             <w:r>
               <w:drawing>
                 <wp:inline distT="0" distB="0" distL="0" distR="0">
-                  <wp:extent cx="1047750" cy="790575"/>
+                  <wp:extent cx="876300" cy="657225"/>
                   <wp:effectExtent t="0" r="0" b="0" l="0"/>
                   <wp:docPr id="1" name="" descr="" title=""/>
                   <wp:cNvGraphicFramePr>
@@ -1240,7 +1628,7 @@
                         <pic:spPr bwMode="auto">
                           <a:xfrm>
                             <a:off x="0" y="0"/>
-                            <a:ext cx="1047750" cy="790575"/>
+                            <a:ext cx="876300" cy="657225"/>
                           </a:xfrm>
                           <a:prstGeom prst="rect">
                             <a:avLst/>
@@ -1253,32 +1641,108 @@
               </w:drawing>
             </w:r>
           </w:p>
-        </w:tc>
-        <w:tc>
-          <w:tcPr>
-            <w:tcW w:type="dxa" w:w="7560"/>
-            <w:tcMar>
-              <w:top w:type="dxa" w:w="100"/>
-              <w:left w:type="dxa" w:w="40"/>
-              <w:bottom w:type="dxa" w:w="100"/>
-              <w:right w:type="dxa" w:w="40"/>
-            </w:tcMar>
-            <w:vAlign w:val="center"/>
-          </w:tcPr>
-          <w:p>
-            <w:pPr>
-              <w:spacing w:after="50"/>
+          <w:p>
+            <w:pPr>
+              <w:spacing w:after="0"/>
+            </w:pPr>
+            <w:r>
+              <w:rPr>
+                <w:i/>
+                <w:iCs/>
+                <w:color w:val="5F6F80"/>
+                <w:sz w:val="18"/>
+                <w:szCs w:val="18"/>
+              </w:rPr>
+              <w:t xml:space="preserve">The dashed height meets the base at a square corner — the small 90° box is what makes it perpendicular, not slanted.</w:t>
+            </w:r>
+          </w:p>
+        </w:tc>
+      </w:tr>
+      <w:tr>
+        <w:trPr>
+          <w:cantSplit/>
+        </w:trPr>
+        <w:tc>
+          <w:tcPr>
+            <w:tcW w:type="dxa" w:w="1800"/>
+            <w:tcMar>
+              <w:top w:type="dxa" w:w="80"/>
+              <w:left w:type="dxa" w:w="100"/>
+              <w:bottom w:type="dxa" w:w="80"/>
+              <w:right w:type="dxa" w:w="100"/>
+            </w:tcMar>
+            <w:vAlign w:val="top"/>
+          </w:tcPr>
+          <w:p>
+            <w:pPr>
+              <w:spacing w:after="30"/>
             </w:pPr>
             <w:r>
               <w:rPr>
                 <w:b/>
                 <w:bCs/>
                 <w:color w:val="12355B"/>
-                <w:sz w:val="24"/>
-                <w:szCs w:val="24"/>
-              </w:rPr>
-              <w:t xml:space="preserve">Perpendicular</w:t>
-            </w:r>
+                <w:sz w:val="21"/>
+                <w:szCs w:val="21"/>
+              </w:rPr>
+              <w:t xml:space="preserve">Area</w:t>
+            </w:r>
+          </w:p>
+          <w:p>
+            <w:pPr>
+              <w:spacing w:after="0"/>
+            </w:pPr>
+            <w:r>
+              <w:rPr>
+                <w:i/>
+                <w:iCs/>
+                <w:color w:val="5F6F80"/>
+                <w:sz w:val="18"/>
+                <w:szCs w:val="18"/>
+              </w:rPr>
+              <w:t xml:space="preserve">Área</w:t>
+            </w:r>
+          </w:p>
+        </w:tc>
+        <w:tc>
+          <w:tcPr>
+            <w:tcW w:type="dxa" w:w="3160"/>
+            <w:tcMar>
+              <w:top w:type="dxa" w:w="80"/>
+              <w:left w:type="dxa" w:w="100"/>
+              <w:bottom w:type="dxa" w:w="80"/>
+              <w:right w:type="dxa" w:w="100"/>
+            </w:tcMar>
+            <w:vAlign w:val="top"/>
+          </w:tcPr>
+          <w:p>
+            <w:pPr>
+              <w:spacing w:after="0"/>
+            </w:pPr>
+            <w:r>
+              <w:rPr>
+                <w:sz w:val="20"/>
+                <w:szCs w:val="20"/>
+              </w:rPr>
+              <w:t xml:space="preserve">How much space is inside a flat shape.</w:t>
+            </w:r>
+          </w:p>
+        </w:tc>
+        <w:tc>
+          <w:tcPr>
+            <w:tcW w:type="dxa" w:w="2200"/>
+            <w:tcMar>
+              <w:top w:type="dxa" w:w="80"/>
+              <w:left w:type="dxa" w:w="100"/>
+              <w:bottom w:type="dxa" w:w="80"/>
+              <w:right w:type="dxa" w:w="100"/>
+            </w:tcMar>
+            <w:vAlign w:val="top"/>
+          </w:tcPr>
+          <w:p>
+            <w:pPr>
+              <w:spacing w:after="40"/>
+            </w:pPr>
             <w:r>
               <w:rPr>
                 <w:i/>
@@ -1287,89 +1751,41 @@
                 <w:sz w:val="19"/>
                 <w:szCs w:val="19"/>
               </w:rPr>
-              <w:t xml:space="preserve">   Perpendicular</w:t>
-            </w:r>
-          </w:p>
+              <w:t xml:space="preserve">Not Area: write a counter-example that breaks the definition.</w:t>
+            </w:r>
+          </w:p>
+          <w:p>
+            <w:pPr>
+              <w:pBdr>
+                <w:bottom w:val="single" w:color="AFBECC" w:sz="6"/>
+              </w:pBdr>
+              <w:spacing w:after="30" w:before="150"/>
+            </w:pPr>
+            <w:r>
+              <w:t xml:space="preserve"/>
+            </w:r>
+          </w:p>
+        </w:tc>
+        <w:tc>
+          <w:tcPr>
+            <w:tcW w:type="dxa" w:w="2200"/>
+            <w:tcMar>
+              <w:top w:type="dxa" w:w="80"/>
+              <w:left w:type="dxa" w:w="100"/>
+              <w:bottom w:type="dxa" w:w="80"/>
+              <w:right w:type="dxa" w:w="100"/>
+            </w:tcMar>
+            <w:vAlign w:val="top"/>
+          </w:tcPr>
           <w:p>
             <w:pPr>
               <w:spacing w:after="40"/>
-            </w:pPr>
-            <w:r>
-              <w:rPr>
-                <w:sz w:val="21"/>
-                <w:szCs w:val="21"/>
-              </w:rPr>
-              <w:t xml:space="preserve">Two lines that meet to make a square corner (90 degrees).</w:t>
-            </w:r>
-          </w:p>
-          <w:p>
-            <w:pPr>
-              <w:spacing w:after="0"/>
-            </w:pPr>
-            <w:r>
-              <w:rPr>
-                <w:b/>
-                <w:bCs/>
-                <w:color w:val="1FA6A2"/>
-                <w:sz w:val="18"/>
-                <w:szCs w:val="18"/>
-              </w:rPr>
-              <w:t xml:space="preserve">Example:  </w:t>
-            </w:r>
-            <w:r>
-              <w:rPr>
-                <w:i/>
-                <w:iCs/>
-                <w:color w:val="5F6F80"/>
-                <w:sz w:val="18"/>
-                <w:szCs w:val="18"/>
-              </w:rPr>
-              <w:t xml:space="preserve">The dashed height meets the base at a square corner — the small 90° box is what makes it perpendicular, not slanted.</w:t>
-            </w:r>
-          </w:p>
-        </w:tc>
-      </w:tr>
-    </w:tbl>
-    <w:tbl>
-      <w:tblPr>
-        <w:tblW w:type="pct" w:w="100%"/>
-        <w:tblBorders>
-          <w:top w:val="none" w:color="FFFFFF" w:sz="0"/>
-          <w:left w:val="none" w:color="FFFFFF" w:sz="0"/>
-          <w:bottom w:val="single" w:color="C7D2DD" w:sz="4"/>
-          <w:right w:val="none" w:color="FFFFFF" w:sz="0"/>
-          <w:insideH w:val="none" w:color="FFFFFF" w:sz="0"/>
-          <w:insideV w:val="none" w:color="FFFFFF" w:sz="0"/>
-        </w:tblBorders>
-      </w:tblPr>
-      <w:tblGrid>
-        <w:gridCol w:w="1800"/>
-        <w:gridCol w:w="7560"/>
-      </w:tblGrid>
-      <w:tr>
-        <w:trPr>
-          <w:cantSplit/>
-        </w:trPr>
-        <w:tc>
-          <w:tcPr>
-            <w:tcW w:type="dxa" w:w="1800"/>
-            <w:tcMar>
-              <w:top w:type="dxa" w:w="100"/>
-              <w:left w:type="dxa" w:w="40"/>
-              <w:bottom w:type="dxa" w:w="100"/>
-              <w:right w:type="dxa" w:w="120"/>
-            </w:tcMar>
-            <w:vAlign w:val="center"/>
-          </w:tcPr>
-          <w:p>
-            <w:pPr>
-              <w:spacing w:after="0"/>
               <w:jc w:val="center"/>
             </w:pPr>
             <w:r>
               <w:drawing>
                 <wp:inline distT="0" distB="0" distL="0" distR="0">
-                  <wp:extent cx="1047750" cy="790575"/>
+                  <wp:extent cx="876300" cy="657225"/>
                   <wp:effectExtent t="0" r="0" b="0" l="0"/>
                   <wp:docPr id="1" name="" descr="" title=""/>
                   <wp:cNvGraphicFramePr>
@@ -1394,7 +1810,7 @@
                         <pic:spPr bwMode="auto">
                           <a:xfrm>
                             <a:off x="0" y="0"/>
-                            <a:ext cx="1047750" cy="790575"/>
+                            <a:ext cx="876300" cy="657225"/>
                           </a:xfrm>
                           <a:prstGeom prst="rect">
                             <a:avLst/>
@@ -1407,32 +1823,108 @@
               </w:drawing>
             </w:r>
           </w:p>
-        </w:tc>
-        <w:tc>
-          <w:tcPr>
-            <w:tcW w:type="dxa" w:w="7560"/>
-            <w:tcMar>
-              <w:top w:type="dxa" w:w="100"/>
-              <w:left w:type="dxa" w:w="40"/>
-              <w:bottom w:type="dxa" w:w="100"/>
-              <w:right w:type="dxa" w:w="40"/>
-            </w:tcMar>
-            <w:vAlign w:val="center"/>
-          </w:tcPr>
-          <w:p>
-            <w:pPr>
-              <w:spacing w:after="50"/>
+          <w:p>
+            <w:pPr>
+              <w:spacing w:after="0"/>
+            </w:pPr>
+            <w:r>
+              <w:rPr>
+                <w:i/>
+                <w:iCs/>
+                <w:color w:val="5F6F80"/>
+                <w:sz w:val="18"/>
+                <w:szCs w:val="18"/>
+              </w:rPr>
+              <w:t xml:space="preserve">A trapezoid with b₁ = 10, b₂ = 6, h = 4 has area = ½(10 + 6) × 4 = 32 sq units</w:t>
+            </w:r>
+          </w:p>
+        </w:tc>
+      </w:tr>
+      <w:tr>
+        <w:trPr>
+          <w:cantSplit/>
+        </w:trPr>
+        <w:tc>
+          <w:tcPr>
+            <w:tcW w:type="dxa" w:w="1800"/>
+            <w:tcMar>
+              <w:top w:type="dxa" w:w="80"/>
+              <w:left w:type="dxa" w:w="100"/>
+              <w:bottom w:type="dxa" w:w="80"/>
+              <w:right w:type="dxa" w:w="100"/>
+            </w:tcMar>
+            <w:vAlign w:val="top"/>
+          </w:tcPr>
+          <w:p>
+            <w:pPr>
+              <w:spacing w:after="30"/>
             </w:pPr>
             <w:r>
               <w:rPr>
                 <w:b/>
                 <w:bCs/>
                 <w:color w:val="12355B"/>
-                <w:sz w:val="24"/>
-                <w:szCs w:val="24"/>
-              </w:rPr>
-              <w:t xml:space="preserve">Area</w:t>
-            </w:r>
+                <w:sz w:val="21"/>
+                <w:szCs w:val="21"/>
+              </w:rPr>
+              <w:t xml:space="preserve">Decompose</w:t>
+            </w:r>
+          </w:p>
+          <w:p>
+            <w:pPr>
+              <w:spacing w:after="0"/>
+            </w:pPr>
+            <w:r>
+              <w:rPr>
+                <w:i/>
+                <w:iCs/>
+                <w:color w:val="5F6F80"/>
+                <w:sz w:val="18"/>
+                <w:szCs w:val="18"/>
+              </w:rPr>
+              <w:t xml:space="preserve">Descomponer</w:t>
+            </w:r>
+          </w:p>
+        </w:tc>
+        <w:tc>
+          <w:tcPr>
+            <w:tcW w:type="dxa" w:w="3160"/>
+            <w:tcMar>
+              <w:top w:type="dxa" w:w="80"/>
+              <w:left w:type="dxa" w:w="100"/>
+              <w:bottom w:type="dxa" w:w="80"/>
+              <w:right w:type="dxa" w:w="100"/>
+            </w:tcMar>
+            <w:vAlign w:val="top"/>
+          </w:tcPr>
+          <w:p>
+            <w:pPr>
+              <w:spacing w:after="0"/>
+            </w:pPr>
+            <w:r>
+              <w:rPr>
+                <w:sz w:val="20"/>
+                <w:szCs w:val="20"/>
+              </w:rPr>
+              <w:t xml:space="preserve">Break a figure into simpler shapes.</w:t>
+            </w:r>
+          </w:p>
+        </w:tc>
+        <w:tc>
+          <w:tcPr>
+            <w:tcW w:type="dxa" w:w="2200"/>
+            <w:tcMar>
+              <w:top w:type="dxa" w:w="80"/>
+              <w:left w:type="dxa" w:w="100"/>
+              <w:bottom w:type="dxa" w:w="80"/>
+              <w:right w:type="dxa" w:w="100"/>
+            </w:tcMar>
+            <w:vAlign w:val="top"/>
+          </w:tcPr>
+          <w:p>
+            <w:pPr>
+              <w:spacing w:after="40"/>
+            </w:pPr>
             <w:r>
               <w:rPr>
                 <w:i/>
@@ -1441,89 +1933,41 @@
                 <w:sz w:val="19"/>
                 <w:szCs w:val="19"/>
               </w:rPr>
-              <w:t xml:space="preserve">   Área</w:t>
-            </w:r>
-          </w:p>
+              <w:t xml:space="preserve">Not Decompose: write a counter-example that breaks the definition.</w:t>
+            </w:r>
+          </w:p>
+          <w:p>
+            <w:pPr>
+              <w:pBdr>
+                <w:bottom w:val="single" w:color="AFBECC" w:sz="6"/>
+              </w:pBdr>
+              <w:spacing w:after="30" w:before="150"/>
+            </w:pPr>
+            <w:r>
+              <w:t xml:space="preserve"/>
+            </w:r>
+          </w:p>
+        </w:tc>
+        <w:tc>
+          <w:tcPr>
+            <w:tcW w:type="dxa" w:w="2200"/>
+            <w:tcMar>
+              <w:top w:type="dxa" w:w="80"/>
+              <w:left w:type="dxa" w:w="100"/>
+              <w:bottom w:type="dxa" w:w="80"/>
+              <w:right w:type="dxa" w:w="100"/>
+            </w:tcMar>
+            <w:vAlign w:val="top"/>
+          </w:tcPr>
           <w:p>
             <w:pPr>
               <w:spacing w:after="40"/>
-            </w:pPr>
-            <w:r>
-              <w:rPr>
-                <w:sz w:val="21"/>
-                <w:szCs w:val="21"/>
-              </w:rPr>
-              <w:t xml:space="preserve">How much space is inside a flat shape.</w:t>
-            </w:r>
-          </w:p>
-          <w:p>
-            <w:pPr>
-              <w:spacing w:after="0"/>
-            </w:pPr>
-            <w:r>
-              <w:rPr>
-                <w:b/>
-                <w:bCs/>
-                <w:color w:val="1FA6A2"/>
-                <w:sz w:val="18"/>
-                <w:szCs w:val="18"/>
-              </w:rPr>
-              <w:t xml:space="preserve">Example:  </w:t>
-            </w:r>
-            <w:r>
-              <w:rPr>
-                <w:i/>
-                <w:iCs/>
-                <w:color w:val="5F6F80"/>
-                <w:sz w:val="18"/>
-                <w:szCs w:val="18"/>
-              </w:rPr>
-              <w:t xml:space="preserve">A trapezoid with b₁ = 10, b₂ = 6, h = 4 has area = ½(10 + 6) × 4 = 32 sq units</w:t>
-            </w:r>
-          </w:p>
-        </w:tc>
-      </w:tr>
-    </w:tbl>
-    <w:tbl>
-      <w:tblPr>
-        <w:tblW w:type="pct" w:w="100%"/>
-        <w:tblBorders>
-          <w:top w:val="none" w:color="FFFFFF" w:sz="0"/>
-          <w:left w:val="none" w:color="FFFFFF" w:sz="0"/>
-          <w:bottom w:val="single" w:color="C7D2DD" w:sz="4"/>
-          <w:right w:val="none" w:color="FFFFFF" w:sz="0"/>
-          <w:insideH w:val="none" w:color="FFFFFF" w:sz="0"/>
-          <w:insideV w:val="none" w:color="FFFFFF" w:sz="0"/>
-        </w:tblBorders>
-      </w:tblPr>
-      <w:tblGrid>
-        <w:gridCol w:w="1800"/>
-        <w:gridCol w:w="7560"/>
-      </w:tblGrid>
-      <w:tr>
-        <w:trPr>
-          <w:cantSplit/>
-        </w:trPr>
-        <w:tc>
-          <w:tcPr>
-            <w:tcW w:type="dxa" w:w="1800"/>
-            <w:tcMar>
-              <w:top w:type="dxa" w:w="100"/>
-              <w:left w:type="dxa" w:w="40"/>
-              <w:bottom w:type="dxa" w:w="100"/>
-              <w:right w:type="dxa" w:w="120"/>
-            </w:tcMar>
-            <w:vAlign w:val="center"/>
-          </w:tcPr>
-          <w:p>
-            <w:pPr>
-              <w:spacing w:after="0"/>
               <w:jc w:val="center"/>
             </w:pPr>
             <w:r>
               <w:drawing>
                 <wp:inline distT="0" distB="0" distL="0" distR="0">
-                  <wp:extent cx="1047750" cy="790575"/>
+                  <wp:extent cx="876300" cy="657225"/>
                   <wp:effectExtent t="0" r="0" b="0" l="0"/>
                   <wp:docPr id="1" name="" descr="" title=""/>
                   <wp:cNvGraphicFramePr>
@@ -1548,7 +1992,7 @@
                         <pic:spPr bwMode="auto">
                           <a:xfrm>
                             <a:off x="0" y="0"/>
-                            <a:ext cx="1047750" cy="790575"/>
+                            <a:ext cx="876300" cy="657225"/>
                           </a:xfrm>
                           <a:prstGeom prst="rect">
                             <a:avLst/>
@@ -1561,32 +2005,108 @@
               </w:drawing>
             </w:r>
           </w:p>
-        </w:tc>
-        <w:tc>
-          <w:tcPr>
-            <w:tcW w:type="dxa" w:w="7560"/>
-            <w:tcMar>
-              <w:top w:type="dxa" w:w="100"/>
-              <w:left w:type="dxa" w:w="40"/>
-              <w:bottom w:type="dxa" w:w="100"/>
-              <w:right w:type="dxa" w:w="40"/>
-            </w:tcMar>
-            <w:vAlign w:val="center"/>
-          </w:tcPr>
-          <w:p>
-            <w:pPr>
-              <w:spacing w:after="50"/>
+          <w:p>
+            <w:pPr>
+              <w:spacing w:after="0"/>
+            </w:pPr>
+            <w:r>
+              <w:rPr>
+                <w:i/>
+                <w:iCs/>
+                <w:color w:val="5F6F80"/>
+                <w:sz w:val="18"/>
+                <w:szCs w:val="18"/>
+              </w:rPr>
+              <w:t xml:space="preserve">A trapezoid = a rectangle + 2 triangles.</w:t>
+            </w:r>
+          </w:p>
+        </w:tc>
+      </w:tr>
+      <w:tr>
+        <w:trPr>
+          <w:cantSplit/>
+        </w:trPr>
+        <w:tc>
+          <w:tcPr>
+            <w:tcW w:type="dxa" w:w="1800"/>
+            <w:tcMar>
+              <w:top w:type="dxa" w:w="80"/>
+              <w:left w:type="dxa" w:w="100"/>
+              <w:bottom w:type="dxa" w:w="80"/>
+              <w:right w:type="dxa" w:w="100"/>
+            </w:tcMar>
+            <w:vAlign w:val="top"/>
+          </w:tcPr>
+          <w:p>
+            <w:pPr>
+              <w:spacing w:after="30"/>
             </w:pPr>
             <w:r>
               <w:rPr>
                 <w:b/>
                 <w:bCs/>
                 <w:color w:val="12355B"/>
-                <w:sz w:val="24"/>
-                <w:szCs w:val="24"/>
-              </w:rPr>
-              <w:t xml:space="preserve">Decompose</w:t>
-            </w:r>
+                <w:sz w:val="21"/>
+                <w:szCs w:val="21"/>
+              </w:rPr>
+              <w:t xml:space="preserve">Right trapezoid</w:t>
+            </w:r>
+          </w:p>
+          <w:p>
+            <w:pPr>
+              <w:spacing w:after="0"/>
+            </w:pPr>
+            <w:r>
+              <w:rPr>
+                <w:i/>
+                <w:iCs/>
+                <w:color w:val="5F6F80"/>
+                <w:sz w:val="18"/>
+                <w:szCs w:val="18"/>
+              </w:rPr>
+              <w:t xml:space="preserve">Trapecio rectángulo</w:t>
+            </w:r>
+          </w:p>
+        </w:tc>
+        <w:tc>
+          <w:tcPr>
+            <w:tcW w:type="dxa" w:w="3160"/>
+            <w:tcMar>
+              <w:top w:type="dxa" w:w="80"/>
+              <w:left w:type="dxa" w:w="100"/>
+              <w:bottom w:type="dxa" w:w="80"/>
+              <w:right w:type="dxa" w:w="100"/>
+            </w:tcMar>
+            <w:vAlign w:val="top"/>
+          </w:tcPr>
+          <w:p>
+            <w:pPr>
+              <w:spacing w:after="0"/>
+            </w:pPr>
+            <w:r>
+              <w:rPr>
+                <w:sz w:val="20"/>
+                <w:szCs w:val="20"/>
+              </w:rPr>
+              <w:t xml:space="preserve">A trapezoid with two square corners.</w:t>
+            </w:r>
+          </w:p>
+        </w:tc>
+        <w:tc>
+          <w:tcPr>
+            <w:tcW w:type="dxa" w:w="2200"/>
+            <w:tcMar>
+              <w:top w:type="dxa" w:w="80"/>
+              <w:left w:type="dxa" w:w="100"/>
+              <w:bottom w:type="dxa" w:w="80"/>
+              <w:right w:type="dxa" w:w="100"/>
+            </w:tcMar>
+            <w:vAlign w:val="top"/>
+          </w:tcPr>
+          <w:p>
+            <w:pPr>
+              <w:spacing w:after="40"/>
+            </w:pPr>
             <w:r>
               <w:rPr>
                 <w:i/>
@@ -1595,89 +2115,41 @@
                 <w:sz w:val="19"/>
                 <w:szCs w:val="19"/>
               </w:rPr>
-              <w:t xml:space="preserve">   Descomponer</w:t>
-            </w:r>
-          </w:p>
+              <w:t xml:space="preserve">Not Right trapezoid: write a counter-example that breaks the definition.</w:t>
+            </w:r>
+          </w:p>
+          <w:p>
+            <w:pPr>
+              <w:pBdr>
+                <w:bottom w:val="single" w:color="AFBECC" w:sz="6"/>
+              </w:pBdr>
+              <w:spacing w:after="30" w:before="150"/>
+            </w:pPr>
+            <w:r>
+              <w:t xml:space="preserve"/>
+            </w:r>
+          </w:p>
+        </w:tc>
+        <w:tc>
+          <w:tcPr>
+            <w:tcW w:type="dxa" w:w="2200"/>
+            <w:tcMar>
+              <w:top w:type="dxa" w:w="80"/>
+              <w:left w:type="dxa" w:w="100"/>
+              <w:bottom w:type="dxa" w:w="80"/>
+              <w:right w:type="dxa" w:w="100"/>
+            </w:tcMar>
+            <w:vAlign w:val="top"/>
+          </w:tcPr>
           <w:p>
             <w:pPr>
               <w:spacing w:after="40"/>
-            </w:pPr>
-            <w:r>
-              <w:rPr>
-                <w:sz w:val="21"/>
-                <w:szCs w:val="21"/>
-              </w:rPr>
-              <w:t xml:space="preserve">Break a figure into simpler shapes.</w:t>
-            </w:r>
-          </w:p>
-          <w:p>
-            <w:pPr>
-              <w:spacing w:after="0"/>
-            </w:pPr>
-            <w:r>
-              <w:rPr>
-                <w:b/>
-                <w:bCs/>
-                <w:color w:val="1FA6A2"/>
-                <w:sz w:val="18"/>
-                <w:szCs w:val="18"/>
-              </w:rPr>
-              <w:t xml:space="preserve">Example:  </w:t>
-            </w:r>
-            <w:r>
-              <w:rPr>
-                <w:i/>
-                <w:iCs/>
-                <w:color w:val="5F6F80"/>
-                <w:sz w:val="18"/>
-                <w:szCs w:val="18"/>
-              </w:rPr>
-              <w:t xml:space="preserve">A trapezoid = a rectangle + 2 triangles.</w:t>
-            </w:r>
-          </w:p>
-        </w:tc>
-      </w:tr>
-    </w:tbl>
-    <w:tbl>
-      <w:tblPr>
-        <w:tblW w:type="pct" w:w="100%"/>
-        <w:tblBorders>
-          <w:top w:val="none" w:color="FFFFFF" w:sz="0"/>
-          <w:left w:val="none" w:color="FFFFFF" w:sz="0"/>
-          <w:bottom w:val="single" w:color="C7D2DD" w:sz="4"/>
-          <w:right w:val="none" w:color="FFFFFF" w:sz="0"/>
-          <w:insideH w:val="none" w:color="FFFFFF" w:sz="0"/>
-          <w:insideV w:val="none" w:color="FFFFFF" w:sz="0"/>
-        </w:tblBorders>
-      </w:tblPr>
-      <w:tblGrid>
-        <w:gridCol w:w="1800"/>
-        <w:gridCol w:w="7560"/>
-      </w:tblGrid>
-      <w:tr>
-        <w:trPr>
-          <w:cantSplit/>
-        </w:trPr>
-        <w:tc>
-          <w:tcPr>
-            <w:tcW w:type="dxa" w:w="1800"/>
-            <w:tcMar>
-              <w:top w:type="dxa" w:w="100"/>
-              <w:left w:type="dxa" w:w="40"/>
-              <w:bottom w:type="dxa" w:w="100"/>
-              <w:right w:type="dxa" w:w="120"/>
-            </w:tcMar>
-            <w:vAlign w:val="center"/>
-          </w:tcPr>
-          <w:p>
-            <w:pPr>
-              <w:spacing w:after="0"/>
               <w:jc w:val="center"/>
             </w:pPr>
             <w:r>
               <w:drawing>
                 <wp:inline distT="0" distB="0" distL="0" distR="0">
-                  <wp:extent cx="1047750" cy="790575"/>
+                  <wp:extent cx="876300" cy="657225"/>
                   <wp:effectExtent t="0" r="0" b="0" l="0"/>
                   <wp:docPr id="1" name="" descr="" title=""/>
                   <wp:cNvGraphicFramePr>
@@ -1702,7 +2174,7 @@
                         <pic:spPr bwMode="auto">
                           <a:xfrm>
                             <a:off x="0" y="0"/>
-                            <a:ext cx="1047750" cy="790575"/>
+                            <a:ext cx="876300" cy="657225"/>
                           </a:xfrm>
                           <a:prstGeom prst="rect">
                             <a:avLst/>
@@ -1715,69 +2187,10 @@
               </w:drawing>
             </w:r>
           </w:p>
-        </w:tc>
-        <w:tc>
-          <w:tcPr>
-            <w:tcW w:type="dxa" w:w="7560"/>
-            <w:tcMar>
-              <w:top w:type="dxa" w:w="100"/>
-              <w:left w:type="dxa" w:w="40"/>
-              <w:bottom w:type="dxa" w:w="100"/>
-              <w:right w:type="dxa" w:w="40"/>
-            </w:tcMar>
-            <w:vAlign w:val="center"/>
-          </w:tcPr>
-          <w:p>
-            <w:pPr>
-              <w:spacing w:after="50"/>
-            </w:pPr>
-            <w:r>
-              <w:rPr>
-                <w:b/>
-                <w:bCs/>
-                <w:color w:val="12355B"/>
-                <w:sz w:val="24"/>
-                <w:szCs w:val="24"/>
-              </w:rPr>
-              <w:t xml:space="preserve">Right trapezoid</w:t>
-            </w:r>
-            <w:r>
-              <w:rPr>
-                <w:i/>
-                <w:iCs/>
-                <w:color w:val="5F6F80"/>
-                <w:sz w:val="19"/>
-                <w:szCs w:val="19"/>
-              </w:rPr>
-              <w:t xml:space="preserve">   Trapecio rectángulo</w:t>
-            </w:r>
-          </w:p>
-          <w:p>
-            <w:pPr>
-              <w:spacing w:after="40"/>
-            </w:pPr>
-            <w:r>
-              <w:rPr>
-                <w:sz w:val="21"/>
-                <w:szCs w:val="21"/>
-              </w:rPr>
-              <w:t xml:space="preserve">A trapezoid with two square corners.</w:t>
-            </w:r>
-          </w:p>
           <w:p>
             <w:pPr>
               <w:spacing w:after="0"/>
             </w:pPr>
-            <w:r>
-              <w:rPr>
-                <w:b/>
-                <w:bCs/>
-                <w:color w:val="1FA6A2"/>
-                <w:sz w:val="18"/>
-                <w:szCs w:val="18"/>
-              </w:rPr>
-              <w:t xml:space="preserve">Example:  </w:t>
-            </w:r>
             <w:r>
               <w:rPr>
                 <w:i/>
@@ -4189,7 +4602,7 @@
           <w:sz w:val="19"/>
           <w:szCs w:val="19"/>
         </w:rPr>
-        <w:t xml:space="preserve">   You Do — show your work</w:t>
+        <w:t xml:space="preserve">   You Do — show your work and reasoning</w:t>
       </w:r>
     </w:p>
     <w:p>
@@ -4204,7 +4617,7 @@
           <w:sz w:val="19"/>
           <w:szCs w:val="19"/>
         </w:rPr>
-        <w:t xml:space="preserve">Solve each problem. Show your thinking in the work box.</w:t>
+        <w:t xml:space="preserve">Solve each problem in the middle column and explain your reasoning using the sentence starters on the right.</w:t>
       </w:r>
     </w:p>
     <w:p>
@@ -4233,120 +4646,258 @@
         <w:t xml:space="preserve">   extra scaffolding</w:t>
       </w:r>
     </w:p>
-    <w:p>
-      <w:pPr>
-        <w:keepNext/>
-        <w:spacing w:after="60" w:before="160"/>
-      </w:pPr>
-      <w:r>
-        <w:rPr>
-          <w:b/>
-          <w:bCs/>
-          <w:color w:val="12355B"/>
-          <w:sz w:val="22"/>
-          <w:szCs w:val="22"/>
-        </w:rPr>
-        <w:t xml:space="preserve">1.  </w:t>
-      </w:r>
-      <w:r>
-        <w:rPr>
-          <w:b/>
-          <w:bCs/>
-          <w:sz w:val="21"/>
-          <w:szCs w:val="21"/>
-        </w:rPr>
-        <w:t xml:space="preserve">What is the first step when finding the area of a trapezoid?</w:t>
-      </w:r>
-    </w:p>
-    <w:p>
-      <w:pPr>
-        <w:spacing w:after="40"/>
-        <w:ind w:left="420"/>
-      </w:pPr>
-      <w:r>
-        <w:rPr>
-          <w:sz w:val="20"/>
-          <w:szCs w:val="20"/>
-        </w:rPr>
-        <w:t xml:space="preserve">A)  Multiply the two bases</w:t>
-      </w:r>
-    </w:p>
-    <w:p>
-      <w:pPr>
-        <w:spacing w:after="40"/>
-        <w:ind w:left="420"/>
-      </w:pPr>
-      <w:r>
-        <w:rPr>
-          <w:sz w:val="20"/>
-          <w:szCs w:val="20"/>
-        </w:rPr>
-        <w:t xml:space="preserve">B)  Subtract the shorter base from the longer base</w:t>
-      </w:r>
-    </w:p>
-    <w:p>
-      <w:pPr>
-        <w:spacing w:after="40"/>
-        <w:ind w:left="420"/>
-      </w:pPr>
-      <w:r>
-        <w:rPr>
-          <w:sz w:val="20"/>
-          <w:szCs w:val="20"/>
-        </w:rPr>
-        <w:t xml:space="preserve">C)  Add the two bases together</w:t>
-      </w:r>
-    </w:p>
-    <w:p>
-      <w:pPr>
-        <w:spacing w:after="40"/>
-        <w:ind w:left="420"/>
-      </w:pPr>
-      <w:r>
-        <w:rPr>
-          <w:sz w:val="20"/>
-          <w:szCs w:val="20"/>
-        </w:rPr>
-        <w:t xml:space="preserve">D)  Divide the height by 2</w:t>
-      </w:r>
-    </w:p>
-    <w:p>
-      <w:pPr>
-        <w:spacing w:after="20"/>
-      </w:pPr>
-      <w:r>
-        <w:t xml:space="preserve"/>
-      </w:r>
-    </w:p>
     <w:tbl>
       <w:tblPr>
-        <w:tblW w:type="pct" w:w="100%"/>
+        <w:tblW w:type="dxa" w:w="9360"/>
         <w:tblBorders>
           <w:top w:val="single" w:color="C7D2DD" w:sz="6"/>
           <w:left w:val="single" w:color="C7D2DD" w:sz="6"/>
           <w:bottom w:val="single" w:color="C7D2DD" w:sz="6"/>
           <w:right w:val="single" w:color="C7D2DD" w:sz="6"/>
-          <w:insideH w:val="single" w:color="auto" w:sz="4"/>
-          <w:insideV w:val="single" w:color="auto" w:sz="4"/>
+          <w:insideH w:val="single" w:color="C7D2DD" w:sz="6"/>
+          <w:insideV w:val="single" w:color="C7D2DD" w:sz="6"/>
         </w:tblBorders>
       </w:tblPr>
       <w:tblGrid>
-        <w:gridCol w:w="100"/>
+        <w:gridCol w:w="2800"/>
+        <w:gridCol w:w="3560"/>
+        <w:gridCol w:w="3000"/>
       </w:tblGrid>
       <w:tr>
-        <w:tc>
-          <w:tcPr>
+        <w:trPr>
+          <w:cantSplit/>
+          <w:tblHeader/>
+        </w:trPr>
+        <w:tc>
+          <w:tcPr>
+            <w:tcW w:type="dxa" w:w="2800"/>
+            <w:shd w:fill="EEF4F8" w:color="auto" w:val="clear"/>
+            <w:tcMar>
+              <w:top w:type="dxa" w:w="60"/>
+              <w:left w:type="dxa" w:w="100"/>
+              <w:bottom w:type="dxa" w:w="60"/>
+              <w:right w:type="dxa" w:w="100"/>
+            </w:tcMar>
+          </w:tcPr>
+          <w:p>
+            <w:pPr>
+              <w:spacing w:after="0"/>
+            </w:pPr>
+            <w:r>
+              <w:rPr>
+                <w:b/>
+                <w:bCs/>
+                <w:color w:val="12355B"/>
+                <w:sz w:val="16"/>
+                <w:szCs w:val="16"/>
+              </w:rPr>
+              <w:t xml:space="preserve">CORE PROBLEM / GIVEN REPRESENTATION</w:t>
+            </w:r>
+          </w:p>
+        </w:tc>
+        <w:tc>
+          <w:tcPr>
+            <w:tcW w:type="dxa" w:w="3560"/>
+            <w:shd w:fill="EEF4F8" w:color="auto" w:val="clear"/>
+            <w:tcMar>
+              <w:top w:type="dxa" w:w="60"/>
+              <w:left w:type="dxa" w:w="100"/>
+              <w:bottom w:type="dxa" w:w="60"/>
+              <w:right w:type="dxa" w:w="100"/>
+            </w:tcMar>
+          </w:tcPr>
+          <w:p>
+            <w:pPr>
+              <w:spacing w:after="0"/>
+            </w:pPr>
+            <w:r>
+              <w:rPr>
+                <w:b/>
+                <w:bCs/>
+                <w:color w:val="12355B"/>
+                <w:sz w:val="16"/>
+                <w:szCs w:val="16"/>
+              </w:rPr>
+              <w:t xml:space="preserve">WORKING SPACE / CALCULATION STEPS</w:t>
+            </w:r>
+          </w:p>
+        </w:tc>
+        <w:tc>
+          <w:tcPr>
+            <w:tcW w:type="dxa" w:w="3000"/>
             <w:shd w:fill="FBF3E2" w:color="auto" w:val="clear"/>
             <w:tcMar>
               <w:top w:type="dxa" w:w="60"/>
-              <w:left w:type="dxa" w:w="120"/>
+              <w:left w:type="dxa" w:w="100"/>
               <w:bottom w:type="dxa" w:w="60"/>
-              <w:right w:type="dxa" w:w="120"/>
-            </w:tcMar>
-          </w:tcPr>
-          <w:p>
-            <w:pPr>
-              <w:spacing w:after="0" w:line="320"/>
+              <w:right w:type="dxa" w:w="100"/>
+            </w:tcMar>
+          </w:tcPr>
+          <w:p>
+            <w:pPr>
+              <w:spacing w:after="0"/>
+            </w:pPr>
+            <w:r>
+              <w:rPr>
+                <w:b/>
+                <w:bCs/>
+                <w:color w:val="B97A12"/>
+                <w:sz w:val="16"/>
+                <w:szCs w:val="16"/>
+              </w:rPr>
+              <w:t xml:space="preserve">EXPLAIN YOUR REASONING</w:t>
+            </w:r>
+          </w:p>
+        </w:tc>
+      </w:tr>
+      <w:tr>
+        <w:trPr>
+          <w:cantSplit/>
+        </w:trPr>
+        <w:tc>
+          <w:tcPr>
+            <w:tcW w:type="dxa" w:w="2800"/>
+            <w:tcMar>
+              <w:top w:type="dxa" w:w="80"/>
+              <w:left w:type="dxa" w:w="100"/>
+              <w:bottom w:type="dxa" w:w="80"/>
+              <w:right w:type="dxa" w:w="100"/>
+            </w:tcMar>
+            <w:vAlign w:val="top"/>
+          </w:tcPr>
+          <w:p>
+            <w:pPr>
+              <w:spacing w:after="60"/>
+            </w:pPr>
+            <w:r>
+              <w:rPr>
+                <w:b/>
+                <w:bCs/>
+                <w:color w:val="12355B"/>
+                <w:sz w:val="21"/>
+                <w:szCs w:val="21"/>
+              </w:rPr>
+              <w:t xml:space="preserve">1.  </w:t>
+            </w:r>
+            <w:r>
+              <w:rPr>
+                <w:b/>
+                <w:bCs/>
+                <w:sz w:val="20"/>
+                <w:szCs w:val="20"/>
+              </w:rPr>
+              <w:t xml:space="preserve">What is the first step when finding the area of a trapezoid?</w:t>
+            </w:r>
+          </w:p>
+          <w:p>
+            <w:pPr>
+              <w:spacing w:after="30"/>
+              <w:ind w:left="180"/>
+            </w:pPr>
+            <w:r>
+              <w:rPr>
+                <w:sz w:val="19"/>
+                <w:szCs w:val="19"/>
+              </w:rPr>
+              <w:t xml:space="preserve">A)  Multiply the two bases</w:t>
+            </w:r>
+          </w:p>
+          <w:p>
+            <w:pPr>
+              <w:spacing w:after="30"/>
+              <w:ind w:left="180"/>
+            </w:pPr>
+            <w:r>
+              <w:rPr>
+                <w:sz w:val="19"/>
+                <w:szCs w:val="19"/>
+              </w:rPr>
+              <w:t xml:space="preserve">B)  Subtract the shorter base from the longer base</w:t>
+            </w:r>
+          </w:p>
+          <w:p>
+            <w:pPr>
+              <w:spacing w:after="30"/>
+              <w:ind w:left="180"/>
+            </w:pPr>
+            <w:r>
+              <w:rPr>
+                <w:sz w:val="19"/>
+                <w:szCs w:val="19"/>
+              </w:rPr>
+              <w:t xml:space="preserve">C)  Add the two bases together</w:t>
+            </w:r>
+          </w:p>
+          <w:p>
+            <w:pPr>
+              <w:spacing w:after="30"/>
+              <w:ind w:left="180"/>
+            </w:pPr>
+            <w:r>
+              <w:rPr>
+                <w:sz w:val="19"/>
+                <w:szCs w:val="19"/>
+              </w:rPr>
+              <w:t xml:space="preserve">D)  Divide the height by 2</w:t>
+            </w:r>
+          </w:p>
+        </w:tc>
+        <w:tc>
+          <w:tcPr>
+            <w:tcW w:type="dxa" w:w="3560"/>
+            <w:tcMar>
+              <w:top w:type="dxa" w:w="80"/>
+              <w:left w:type="dxa" w:w="100"/>
+              <w:bottom w:type="dxa" w:w="80"/>
+              <w:right w:type="dxa" w:w="100"/>
+            </w:tcMar>
+            <w:vAlign w:val="top"/>
+          </w:tcPr>
+          <w:p>
+            <w:pPr>
+              <w:spacing w:after="40"/>
+            </w:pPr>
+            <w:r>
+              <w:rPr>
+                <w:b/>
+                <w:bCs/>
+                <w:color w:val="1FA6A2"/>
+                <w:sz w:val="19"/>
+                <w:szCs w:val="19"/>
+              </w:rPr>
+              <w:t xml:space="preserve">Solution:  </w:t>
+            </w:r>
+            <w:r>
+              <w:rPr>
+                <w:b/>
+                <w:bCs/>
+                <w:sz w:val="19"/>
+                <w:szCs w:val="19"/>
+              </w:rPr>
+              <w:t xml:space="preserve">C)  Add the two bases together</w:t>
+            </w:r>
+          </w:p>
+          <w:p>
+            <w:pPr>
+              <w:spacing w:after="40"/>
+            </w:pPr>
+            <w:r>
+              <w:rPr>
+                <w:i/>
+                <w:iCs/>
+                <w:color w:val="5F6F80"/>
+                <w:sz w:val="18"/>
+                <w:szCs w:val="18"/>
+              </w:rPr>
+              <w:t xml:space="preserve">The formula is A = ½ × (b₁ + b₂) × h. The first step is to add the two parallel bases.</w:t>
+            </w:r>
+          </w:p>
+          <w:p>
+            <w:pPr>
+              <w:pBdr>
+                <w:bottom w:val="single" w:color="AFBECC" w:sz="6"/>
+              </w:pBdr>
+              <w:spacing w:after="30" w:before="150"/>
             </w:pPr>
             <w:r>
               <w:t xml:space="preserve"/>
@@ -4354,7 +4905,125 @@
           </w:p>
           <w:p>
             <w:pPr>
-              <w:spacing w:after="0" w:line="320"/>
+              <w:pBdr>
+                <w:bottom w:val="single" w:color="AFBECC" w:sz="6"/>
+              </w:pBdr>
+              <w:spacing w:after="30" w:before="150"/>
+            </w:pPr>
+            <w:r>
+              <w:t xml:space="preserve"/>
+            </w:r>
+          </w:p>
+        </w:tc>
+        <w:tc>
+          <w:tcPr>
+            <w:tcW w:type="dxa" w:w="3000"/>
+            <w:shd w:fill="FBF3E2" w:color="auto" w:val="clear"/>
+            <w:tcMar>
+              <w:top w:type="dxa" w:w="80"/>
+              <w:left w:type="dxa" w:w="100"/>
+              <w:bottom w:type="dxa" w:w="80"/>
+              <w:right w:type="dxa" w:w="100"/>
+            </w:tcMar>
+            <w:vAlign w:val="top"/>
+          </w:tcPr>
+          <w:p>
+            <w:pPr>
+              <w:spacing w:after="40"/>
+            </w:pPr>
+            <w:r>
+              <w:rPr>
+                <w:b/>
+                <w:bCs/>
+                <w:color w:val="12355B"/>
+                <w:sz w:val="19"/>
+                <w:szCs w:val="19"/>
+              </w:rPr>
+              <w:t xml:space="preserve">Because... </w:t>
+            </w:r>
+            <w:r>
+              <w:rPr>
+                <w:color w:val="AFBECC"/>
+                <w:sz w:val="19"/>
+                <w:szCs w:val="19"/>
+              </w:rPr>
+              <w:t xml:space="preserve">________________</w:t>
+            </w:r>
+          </w:p>
+          <w:p>
+            <w:pPr>
+              <w:pBdr>
+                <w:bottom w:val="single" w:color="AFBECC" w:sz="6"/>
+              </w:pBdr>
+              <w:spacing w:after="30" w:before="150"/>
+            </w:pPr>
+            <w:r>
+              <w:t xml:space="preserve"/>
+            </w:r>
+          </w:p>
+          <w:p>
+            <w:pPr>
+              <w:spacing w:after="40" w:before="80"/>
+            </w:pPr>
+            <w:r>
+              <w:rPr>
+                <w:b/>
+                <w:bCs/>
+                <w:color w:val="6B4FA0"/>
+                <w:sz w:val="19"/>
+                <w:szCs w:val="19"/>
+              </w:rPr>
+              <w:t xml:space="preserve">Although... </w:t>
+            </w:r>
+            <w:r>
+              <w:rPr>
+                <w:color w:val="AFBECC"/>
+                <w:sz w:val="19"/>
+                <w:szCs w:val="19"/>
+              </w:rPr>
+              <w:t xml:space="preserve">_______________</w:t>
+            </w:r>
+          </w:p>
+          <w:p>
+            <w:pPr>
+              <w:pBdr>
+                <w:bottom w:val="single" w:color="AFBECC" w:sz="6"/>
+              </w:pBdr>
+              <w:spacing w:after="30" w:before="150"/>
+            </w:pPr>
+            <w:r>
+              <w:t xml:space="preserve"/>
+            </w:r>
+          </w:p>
+          <w:p>
+            <w:pPr>
+              <w:spacing w:after="40" w:before="80"/>
+            </w:pPr>
+            <w:r>
+              <w:rPr>
+                <w:b/>
+                <w:bCs/>
+                <w:color w:val="1FA6A2"/>
+                <w:sz w:val="19"/>
+                <w:szCs w:val="19"/>
+              </w:rPr>
+              <w:t xml:space="preserve">Therefore... </w:t>
+            </w:r>
+            <w:r>
+              <w:rPr>
+                <w:color w:val="AFBECC"/>
+                <w:sz w:val="19"/>
+                <w:szCs w:val="19"/>
+              </w:rPr>
+              <w:t xml:space="preserve">______________</w:t>
+            </w:r>
+          </w:p>
+          <w:p>
+            <w:pPr>
+              <w:pBdr>
+                <w:bottom w:val="single" w:color="AFBECC" w:sz="6"/>
+              </w:pBdr>
+              <w:spacing w:after="30" w:before="150"/>
             </w:pPr>
             <w:r>
               <w:t xml:space="preserve"/>
@@ -4365,84 +5034,7 @@
     </w:tbl>
     <w:p>
       <w:pPr>
-        <w:keepNext/>
-        <w:spacing w:after="60" w:before="160"/>
-      </w:pPr>
-      <w:r>
-        <w:rPr>
-          <w:b/>
-          <w:bCs/>
-          <w:color w:val="12355B"/>
-          <w:sz w:val="22"/>
-          <w:szCs w:val="22"/>
-        </w:rPr>
-        <w:t xml:space="preserve">2.  </w:t>
-      </w:r>
-      <w:r>
-        <w:rPr>
-          <w:b/>
-          <w:bCs/>
-          <w:sz w:val="21"/>
-          <w:szCs w:val="21"/>
-        </w:rPr>
-        <w:t xml:space="preserve">A trapezoid has bases of 5 in and 9 in, and a height of 6 in. What is its area?</w:t>
-      </w:r>
-    </w:p>
-    <w:p>
-      <w:pPr>
-        <w:spacing w:after="40"/>
-        <w:ind w:left="420"/>
-      </w:pPr>
-      <w:r>
-        <w:rPr>
-          <w:sz w:val="20"/>
-          <w:szCs w:val="20"/>
-        </w:rPr>
-        <w:t xml:space="preserve">A)  27 sq in</w:t>
-      </w:r>
-    </w:p>
-    <w:p>
-      <w:pPr>
-        <w:spacing w:after="40"/>
-        <w:ind w:left="420"/>
-      </w:pPr>
-      <w:r>
-        <w:rPr>
-          <w:sz w:val="20"/>
-          <w:szCs w:val="20"/>
-        </w:rPr>
-        <w:t xml:space="preserve">B)  30 sq in</w:t>
-      </w:r>
-    </w:p>
-    <w:p>
-      <w:pPr>
-        <w:spacing w:after="40"/>
-        <w:ind w:left="420"/>
-      </w:pPr>
-      <w:r>
-        <w:rPr>
-          <w:sz w:val="20"/>
-          <w:szCs w:val="20"/>
-        </w:rPr>
-        <w:t xml:space="preserve">C)  42 sq in</w:t>
-      </w:r>
-    </w:p>
-    <w:p>
-      <w:pPr>
-        <w:spacing w:after="40"/>
-        <w:ind w:left="420"/>
-      </w:pPr>
-      <w:r>
-        <w:rPr>
-          <w:sz w:val="20"/>
-          <w:szCs w:val="20"/>
-        </w:rPr>
-        <w:t xml:space="preserve">D)  84 sq in</w:t>
-      </w:r>
-    </w:p>
-    <w:p>
-      <w:pPr>
-        <w:spacing w:after="20"/>
+        <w:spacing w:after="80"/>
       </w:pPr>
       <w:r>
         <w:t xml:space="preserve"/>
@@ -4450,33 +5042,256 @@
     </w:p>
     <w:tbl>
       <w:tblPr>
-        <w:tblW w:type="pct" w:w="100%"/>
+        <w:tblW w:type="dxa" w:w="9360"/>
         <w:tblBorders>
           <w:top w:val="single" w:color="C7D2DD" w:sz="6"/>
           <w:left w:val="single" w:color="C7D2DD" w:sz="6"/>
           <w:bottom w:val="single" w:color="C7D2DD" w:sz="6"/>
           <w:right w:val="single" w:color="C7D2DD" w:sz="6"/>
-          <w:insideH w:val="single" w:color="auto" w:sz="4"/>
-          <w:insideV w:val="single" w:color="auto" w:sz="4"/>
+          <w:insideH w:val="single" w:color="C7D2DD" w:sz="6"/>
+          <w:insideV w:val="single" w:color="C7D2DD" w:sz="6"/>
         </w:tblBorders>
       </w:tblPr>
       <w:tblGrid>
-        <w:gridCol w:w="100"/>
+        <w:gridCol w:w="2800"/>
+        <w:gridCol w:w="3560"/>
+        <w:gridCol w:w="3000"/>
       </w:tblGrid>
       <w:tr>
-        <w:tc>
-          <w:tcPr>
+        <w:trPr>
+          <w:cantSplit/>
+          <w:tblHeader/>
+        </w:trPr>
+        <w:tc>
+          <w:tcPr>
+            <w:tcW w:type="dxa" w:w="2800"/>
+            <w:shd w:fill="EEF4F8" w:color="auto" w:val="clear"/>
+            <w:tcMar>
+              <w:top w:type="dxa" w:w="60"/>
+              <w:left w:type="dxa" w:w="100"/>
+              <w:bottom w:type="dxa" w:w="60"/>
+              <w:right w:type="dxa" w:w="100"/>
+            </w:tcMar>
+          </w:tcPr>
+          <w:p>
+            <w:pPr>
+              <w:spacing w:after="0"/>
+            </w:pPr>
+            <w:r>
+              <w:rPr>
+                <w:b/>
+                <w:bCs/>
+                <w:color w:val="12355B"/>
+                <w:sz w:val="16"/>
+                <w:szCs w:val="16"/>
+              </w:rPr>
+              <w:t xml:space="preserve">CORE PROBLEM / GIVEN REPRESENTATION</w:t>
+            </w:r>
+          </w:p>
+        </w:tc>
+        <w:tc>
+          <w:tcPr>
+            <w:tcW w:type="dxa" w:w="3560"/>
+            <w:shd w:fill="EEF4F8" w:color="auto" w:val="clear"/>
+            <w:tcMar>
+              <w:top w:type="dxa" w:w="60"/>
+              <w:left w:type="dxa" w:w="100"/>
+              <w:bottom w:type="dxa" w:w="60"/>
+              <w:right w:type="dxa" w:w="100"/>
+            </w:tcMar>
+          </w:tcPr>
+          <w:p>
+            <w:pPr>
+              <w:spacing w:after="0"/>
+            </w:pPr>
+            <w:r>
+              <w:rPr>
+                <w:b/>
+                <w:bCs/>
+                <w:color w:val="12355B"/>
+                <w:sz w:val="16"/>
+                <w:szCs w:val="16"/>
+              </w:rPr>
+              <w:t xml:space="preserve">WORKING SPACE / CALCULATION STEPS</w:t>
+            </w:r>
+          </w:p>
+        </w:tc>
+        <w:tc>
+          <w:tcPr>
+            <w:tcW w:type="dxa" w:w="3000"/>
             <w:shd w:fill="FBF3E2" w:color="auto" w:val="clear"/>
             <w:tcMar>
               <w:top w:type="dxa" w:w="60"/>
-              <w:left w:type="dxa" w:w="120"/>
+              <w:left w:type="dxa" w:w="100"/>
               <w:bottom w:type="dxa" w:w="60"/>
-              <w:right w:type="dxa" w:w="120"/>
-            </w:tcMar>
-          </w:tcPr>
-          <w:p>
-            <w:pPr>
-              <w:spacing w:after="0" w:line="320"/>
+              <w:right w:type="dxa" w:w="100"/>
+            </w:tcMar>
+          </w:tcPr>
+          <w:p>
+            <w:pPr>
+              <w:spacing w:after="0"/>
+            </w:pPr>
+            <w:r>
+              <w:rPr>
+                <w:b/>
+                <w:bCs/>
+                <w:color w:val="B97A12"/>
+                <w:sz w:val="16"/>
+                <w:szCs w:val="16"/>
+              </w:rPr>
+              <w:t xml:space="preserve">EXPLAIN YOUR REASONING</w:t>
+            </w:r>
+          </w:p>
+        </w:tc>
+      </w:tr>
+      <w:tr>
+        <w:trPr>
+          <w:cantSplit/>
+        </w:trPr>
+        <w:tc>
+          <w:tcPr>
+            <w:tcW w:type="dxa" w:w="2800"/>
+            <w:tcMar>
+              <w:top w:type="dxa" w:w="80"/>
+              <w:left w:type="dxa" w:w="100"/>
+              <w:bottom w:type="dxa" w:w="80"/>
+              <w:right w:type="dxa" w:w="100"/>
+            </w:tcMar>
+            <w:vAlign w:val="top"/>
+          </w:tcPr>
+          <w:p>
+            <w:pPr>
+              <w:spacing w:after="60"/>
+            </w:pPr>
+            <w:r>
+              <w:rPr>
+                <w:b/>
+                <w:bCs/>
+                <w:color w:val="12355B"/>
+                <w:sz w:val="21"/>
+                <w:szCs w:val="21"/>
+              </w:rPr>
+              <w:t xml:space="preserve">2.  </w:t>
+            </w:r>
+            <w:r>
+              <w:rPr>
+                <w:b/>
+                <w:bCs/>
+                <w:sz w:val="20"/>
+                <w:szCs w:val="20"/>
+              </w:rPr>
+              <w:t xml:space="preserve">A trapezoid has bases of 5 in and 9 in, and a height of 6 in. What is its area?</w:t>
+            </w:r>
+          </w:p>
+          <w:p>
+            <w:pPr>
+              <w:spacing w:after="30"/>
+              <w:ind w:left="180"/>
+            </w:pPr>
+            <w:r>
+              <w:rPr>
+                <w:sz w:val="19"/>
+                <w:szCs w:val="19"/>
+              </w:rPr>
+              <w:t xml:space="preserve">A)  27 sq in</w:t>
+            </w:r>
+          </w:p>
+          <w:p>
+            <w:pPr>
+              <w:spacing w:after="30"/>
+              <w:ind w:left="180"/>
+            </w:pPr>
+            <w:r>
+              <w:rPr>
+                <w:sz w:val="19"/>
+                <w:szCs w:val="19"/>
+              </w:rPr>
+              <w:t xml:space="preserve">B)  30 sq in</w:t>
+            </w:r>
+          </w:p>
+          <w:p>
+            <w:pPr>
+              <w:spacing w:after="30"/>
+              <w:ind w:left="180"/>
+            </w:pPr>
+            <w:r>
+              <w:rPr>
+                <w:sz w:val="19"/>
+                <w:szCs w:val="19"/>
+              </w:rPr>
+              <w:t xml:space="preserve">C)  42 sq in</w:t>
+            </w:r>
+          </w:p>
+          <w:p>
+            <w:pPr>
+              <w:spacing w:after="30"/>
+              <w:ind w:left="180"/>
+            </w:pPr>
+            <w:r>
+              <w:rPr>
+                <w:sz w:val="19"/>
+                <w:szCs w:val="19"/>
+              </w:rPr>
+              <w:t xml:space="preserve">D)  84 sq in</w:t>
+            </w:r>
+          </w:p>
+        </w:tc>
+        <w:tc>
+          <w:tcPr>
+            <w:tcW w:type="dxa" w:w="3560"/>
+            <w:tcMar>
+              <w:top w:type="dxa" w:w="80"/>
+              <w:left w:type="dxa" w:w="100"/>
+              <w:bottom w:type="dxa" w:w="80"/>
+              <w:right w:type="dxa" w:w="100"/>
+            </w:tcMar>
+            <w:vAlign w:val="top"/>
+          </w:tcPr>
+          <w:p>
+            <w:pPr>
+              <w:spacing w:after="40"/>
+            </w:pPr>
+            <w:r>
+              <w:rPr>
+                <w:b/>
+                <w:bCs/>
+                <w:color w:val="1FA6A2"/>
+                <w:sz w:val="19"/>
+                <w:szCs w:val="19"/>
+              </w:rPr>
+              <w:t xml:space="preserve">Solution:  </w:t>
+            </w:r>
+            <w:r>
+              <w:rPr>
+                <w:b/>
+                <w:bCs/>
+                <w:sz w:val="19"/>
+                <w:szCs w:val="19"/>
+              </w:rPr>
+              <w:t xml:space="preserve">C)  42 sq in</w:t>
+            </w:r>
+          </w:p>
+          <w:p>
+            <w:pPr>
+              <w:spacing w:after="40"/>
+            </w:pPr>
+            <w:r>
+              <w:rPr>
+                <w:i/>
+                <w:iCs/>
+                <w:color w:val="5F6F80"/>
+                <w:sz w:val="18"/>
+                <w:szCs w:val="18"/>
+              </w:rPr>
+              <w:t xml:space="preserve">A = ½ × (5 + 9) × 6 = ½ × 14 × 6 = ½ × 84 = 42 sq in.</w:t>
+            </w:r>
+          </w:p>
+          <w:p>
+            <w:pPr>
+              <w:pBdr>
+                <w:bottom w:val="single" w:color="AFBECC" w:sz="6"/>
+              </w:pBdr>
+              <w:spacing w:after="30" w:before="150"/>
             </w:pPr>
             <w:r>
               <w:t xml:space="preserve"/>
@@ -4484,7 +5299,125 @@
           </w:p>
           <w:p>
             <w:pPr>
-              <w:spacing w:after="0" w:line="320"/>
+              <w:pBdr>
+                <w:bottom w:val="single" w:color="AFBECC" w:sz="6"/>
+              </w:pBdr>
+              <w:spacing w:after="30" w:before="150"/>
+            </w:pPr>
+            <w:r>
+              <w:t xml:space="preserve"/>
+            </w:r>
+          </w:p>
+        </w:tc>
+        <w:tc>
+          <w:tcPr>
+            <w:tcW w:type="dxa" w:w="3000"/>
+            <w:shd w:fill="FBF3E2" w:color="auto" w:val="clear"/>
+            <w:tcMar>
+              <w:top w:type="dxa" w:w="80"/>
+              <w:left w:type="dxa" w:w="100"/>
+              <w:bottom w:type="dxa" w:w="80"/>
+              <w:right w:type="dxa" w:w="100"/>
+            </w:tcMar>
+            <w:vAlign w:val="top"/>
+          </w:tcPr>
+          <w:p>
+            <w:pPr>
+              <w:spacing w:after="40"/>
+            </w:pPr>
+            <w:r>
+              <w:rPr>
+                <w:b/>
+                <w:bCs/>
+                <w:color w:val="12355B"/>
+                <w:sz w:val="19"/>
+                <w:szCs w:val="19"/>
+              </w:rPr>
+              <w:t xml:space="preserve">Because... </w:t>
+            </w:r>
+            <w:r>
+              <w:rPr>
+                <w:color w:val="AFBECC"/>
+                <w:sz w:val="19"/>
+                <w:szCs w:val="19"/>
+              </w:rPr>
+              <w:t xml:space="preserve">________________</w:t>
+            </w:r>
+          </w:p>
+          <w:p>
+            <w:pPr>
+              <w:pBdr>
+                <w:bottom w:val="single" w:color="AFBECC" w:sz="6"/>
+              </w:pBdr>
+              <w:spacing w:after="30" w:before="150"/>
+            </w:pPr>
+            <w:r>
+              <w:t xml:space="preserve"/>
+            </w:r>
+          </w:p>
+          <w:p>
+            <w:pPr>
+              <w:spacing w:after="40" w:before="80"/>
+            </w:pPr>
+            <w:r>
+              <w:rPr>
+                <w:b/>
+                <w:bCs/>
+                <w:color w:val="6B4FA0"/>
+                <w:sz w:val="19"/>
+                <w:szCs w:val="19"/>
+              </w:rPr>
+              <w:t xml:space="preserve">Although... </w:t>
+            </w:r>
+            <w:r>
+              <w:rPr>
+                <w:color w:val="AFBECC"/>
+                <w:sz w:val="19"/>
+                <w:szCs w:val="19"/>
+              </w:rPr>
+              <w:t xml:space="preserve">_______________</w:t>
+            </w:r>
+          </w:p>
+          <w:p>
+            <w:pPr>
+              <w:pBdr>
+                <w:bottom w:val="single" w:color="AFBECC" w:sz="6"/>
+              </w:pBdr>
+              <w:spacing w:after="30" w:before="150"/>
+            </w:pPr>
+            <w:r>
+              <w:t xml:space="preserve"/>
+            </w:r>
+          </w:p>
+          <w:p>
+            <w:pPr>
+              <w:spacing w:after="40" w:before="80"/>
+            </w:pPr>
+            <w:r>
+              <w:rPr>
+                <w:b/>
+                <w:bCs/>
+                <w:color w:val="1FA6A2"/>
+                <w:sz w:val="19"/>
+                <w:szCs w:val="19"/>
+              </w:rPr>
+              <w:t xml:space="preserve">Therefore... </w:t>
+            </w:r>
+            <w:r>
+              <w:rPr>
+                <w:color w:val="AFBECC"/>
+                <w:sz w:val="19"/>
+                <w:szCs w:val="19"/>
+              </w:rPr>
+              <w:t xml:space="preserve">______________</w:t>
+            </w:r>
+          </w:p>
+          <w:p>
+            <w:pPr>
+              <w:pBdr>
+                <w:bottom w:val="single" w:color="AFBECC" w:sz="6"/>
+              </w:pBdr>
+              <w:spacing w:after="30" w:before="150"/>
             </w:pPr>
             <w:r>
               <w:t xml:space="preserve"/>
@@ -4493,6 +5426,14 @@
         </w:tc>
       </w:tr>
     </w:tbl>
+    <w:p>
+      <w:pPr>
+        <w:spacing w:after="80"/>
+      </w:pPr>
+      <w:r>
+        <w:t xml:space="preserve"/>
+      </w:r>
+    </w:p>
     <w:p>
       <w:pPr>
         <w:pStyle w:val="Heading1"/>
@@ -4611,6 +5552,149 @@
         <w:t xml:space="preserve"/>
       </w:r>
     </w:p>
+    <w:p>
+      <w:pPr>
+        <w:spacing w:after="60"/>
+      </w:pPr>
+      <w:r>
+        <w:t xml:space="preserve"/>
+      </w:r>
+    </w:p>
+    <w:tbl>
+      <w:tblPr>
+        <w:tblW w:type="dxa" w:w="9360"/>
+        <w:tblBorders>
+          <w:top w:val="single" w:color="C7D2DD" w:sz="6"/>
+          <w:left w:val="single" w:color="C7D2DD" w:sz="6"/>
+          <w:bottom w:val="single" w:color="C7D2DD" w:sz="6"/>
+          <w:right w:val="single" w:color="C7D2DD" w:sz="6"/>
+          <w:insideH w:val="single" w:color="C7D2DD" w:sz="6"/>
+          <w:insideV w:val="single" w:color="C7D2DD" w:sz="6"/>
+        </w:tblBorders>
+      </w:tblPr>
+      <w:tblGrid>
+        <w:gridCol w:w="3120"/>
+        <w:gridCol w:w="3120"/>
+        <w:gridCol w:w="3120"/>
+      </w:tblGrid>
+      <w:tr>
+        <w:trPr>
+          <w:cantSplit/>
+          <w:tblHeader/>
+        </w:trPr>
+        <w:tc>
+          <w:tcPr>
+            <w:tcW w:type="dxa" w:w="9360"/>
+            <w:gridSpan w:val="3"/>
+            <w:shd w:fill="EEF4F8" w:color="auto" w:val="clear"/>
+            <w:tcMar>
+              <w:top w:type="dxa" w:w="60"/>
+              <w:left w:type="dxa" w:w="100"/>
+              <w:bottom w:type="dxa" w:w="60"/>
+              <w:right w:type="dxa" w:w="100"/>
+            </w:tcMar>
+          </w:tcPr>
+          <w:p>
+            <w:pPr>
+              <w:spacing w:after="0"/>
+            </w:pPr>
+            <w:r>
+              <w:rPr>
+                <w:b/>
+                <w:bCs/>
+                <w:color w:val="12355B"/>
+                <w:sz w:val="18"/>
+                <w:szCs w:val="18"/>
+              </w:rPr>
+              <w:t xml:space="preserve">EXIT CHECK · 3-POINT SELF-ASSESSMENT CHECKLIST</w:t>
+            </w:r>
+          </w:p>
+        </w:tc>
+      </w:tr>
+      <w:tr>
+        <w:trPr>
+          <w:cantSplit/>
+        </w:trPr>
+        <w:tc>
+          <w:tcPr>
+            <w:tcW w:type="dxa" w:w="3120"/>
+            <w:tcMar>
+              <w:top w:type="dxa" w:w="80"/>
+              <w:left w:type="dxa" w:w="100"/>
+              <w:bottom w:type="dxa" w:w="80"/>
+              <w:right w:type="dxa" w:w="100"/>
+            </w:tcMar>
+          </w:tcPr>
+          <w:p>
+            <w:pPr>
+              <w:spacing w:after="0"/>
+            </w:pPr>
+            <w:r>
+              <w:rPr>
+                <w:b/>
+                <w:bCs/>
+                <w:color w:val="1A2733"/>
+                <w:sz w:val="18"/>
+                <w:szCs w:val="18"/>
+              </w:rPr>
+              <w:t xml:space="preserve">☐ 1. Units &amp; Labels Verified</w:t>
+            </w:r>
+          </w:p>
+        </w:tc>
+        <w:tc>
+          <w:tcPr>
+            <w:tcW w:type="dxa" w:w="3120"/>
+            <w:tcMar>
+              <w:top w:type="dxa" w:w="80"/>
+              <w:left w:type="dxa" w:w="100"/>
+              <w:bottom w:type="dxa" w:w="80"/>
+              <w:right w:type="dxa" w:w="100"/>
+            </w:tcMar>
+          </w:tcPr>
+          <w:p>
+            <w:pPr>
+              <w:spacing w:after="0"/>
+            </w:pPr>
+            <w:r>
+              <w:rPr>
+                <w:b/>
+                <w:bCs/>
+                <w:color w:val="1A2733"/>
+                <w:sz w:val="18"/>
+                <w:szCs w:val="18"/>
+              </w:rPr>
+              <w:t xml:space="preserve">☐ 2. Reasoning Stated (Because / Although / Therefore)</w:t>
+            </w:r>
+          </w:p>
+        </w:tc>
+        <w:tc>
+          <w:tcPr>
+            <w:tcW w:type="dxa" w:w="3120"/>
+            <w:tcMar>
+              <w:top w:type="dxa" w:w="80"/>
+              <w:left w:type="dxa" w:w="100"/>
+              <w:bottom w:type="dxa" w:w="80"/>
+              <w:right w:type="dxa" w:w="100"/>
+            </w:tcMar>
+          </w:tcPr>
+          <w:p>
+            <w:pPr>
+              <w:spacing w:after="0"/>
+            </w:pPr>
+            <w:r>
+              <w:rPr>
+                <w:b/>
+                <w:bCs/>
+                <w:color w:val="1A2733"/>
+                <w:sz w:val="18"/>
+                <w:szCs w:val="18"/>
+              </w:rPr>
+              <w:t xml:space="preserve">☐ 3. Calculations Double-Checked</w:t>
+            </w:r>
+          </w:p>
+        </w:tc>
+      </w:tr>
+    </w:tbl>
     <w:p>
       <w:pPr>
         <w:pStyle w:val="Heading1"/>
